--- a/templates/plananual/EPT COMPUTACIÓN 1° A 5°/PROGRAMACIÓN ANUAL 5° - EPT Computacion.docx
+++ b/templates/plananual/EPT COMPUTACIÓN 1° A 5°/PROGRAMACIÓN ANUAL 5° - EPT Computacion.docx
@@ -7530,6 +7530,7 @@
                 <w:szCs w:val="20"/>
               </w:rPr>
             </w:pPr>
+            <w:bookmarkStart w:id="1" w:name="_Hlk227075175"/>
             <w:r>
               <w:rPr>
                 <w:rFonts w:ascii="Arial Nova Cond" w:hAnsi="Arial Nova Cond" w:cs="Times New Roman"/>
@@ -7806,7 +7807,6 @@
           <w:tcPr>
             <w:tcW w:w="875" w:type="dxa"/>
             <w:vMerge w:val="restart"/>
-            <w:shd w:val="clear" w:color="auto" w:fill="auto"/>
             <w:vAlign w:val="center"/>
           </w:tcPr>
           <w:p>
@@ -7917,7 +7917,6 @@
         <w:tc>
           <w:tcPr>
             <w:tcW w:w="6169" w:type="dxa"/>
-            <w:shd w:val="clear" w:color="auto" w:fill="auto"/>
             <w:vAlign w:val="center"/>
           </w:tcPr>
           <w:p>
@@ -7952,7 +7951,6 @@
         <w:tc>
           <w:tcPr>
             <w:tcW w:w="2015" w:type="dxa"/>
-            <w:shd w:val="clear" w:color="auto" w:fill="auto"/>
             <w:vAlign w:val="center"/>
           </w:tcPr>
           <w:p>
@@ -7991,7 +7989,7 @@
               <w:autoSpaceDE w:val="0"/>
               <w:autoSpaceDN w:val="0"/>
               <w:adjustRightInd w:val="0"/>
-              <w:jc w:val="center"/>
+              <w:jc w:val="both"/>
               <w:rPr>
                 <w:rFonts w:ascii="Arial Nova Cond" w:hAnsi="Arial Nova Cond" w:cs="Arial"/>
                 <w:color w:val="000000"/>
@@ -8015,7 +8013,6 @@
         <w:tc>
           <w:tcPr>
             <w:tcW w:w="1337" w:type="dxa"/>
-            <w:shd w:val="clear" w:color="auto" w:fill="auto"/>
             <w:vAlign w:val="center"/>
           </w:tcPr>
           <w:p>
@@ -8054,7 +8051,6 @@
           <w:tcPr>
             <w:tcW w:w="875" w:type="dxa"/>
             <w:vMerge/>
-            <w:shd w:val="clear" w:color="auto" w:fill="auto"/>
             <w:vAlign w:val="center"/>
           </w:tcPr>
           <w:p>
@@ -8146,7 +8142,6 @@
         <w:tc>
           <w:tcPr>
             <w:tcW w:w="6169" w:type="dxa"/>
-            <w:shd w:val="clear" w:color="auto" w:fill="auto"/>
             <w:vAlign w:val="center"/>
           </w:tcPr>
           <w:p>
@@ -8181,7 +8176,6 @@
         <w:tc>
           <w:tcPr>
             <w:tcW w:w="2015" w:type="dxa"/>
-            <w:shd w:val="clear" w:color="auto" w:fill="auto"/>
             <w:vAlign w:val="center"/>
           </w:tcPr>
           <w:p>
@@ -8220,7 +8214,7 @@
               <w:autoSpaceDE w:val="0"/>
               <w:autoSpaceDN w:val="0"/>
               <w:adjustRightInd w:val="0"/>
-              <w:jc w:val="center"/>
+              <w:jc w:val="both"/>
               <w:rPr>
                 <w:rFonts w:ascii="Arial Nova Cond" w:hAnsi="Arial Nova Cond" w:cs="Arial"/>
                 <w:color w:val="000000"/>
@@ -8244,7 +8238,6 @@
         <w:tc>
           <w:tcPr>
             <w:tcW w:w="1337" w:type="dxa"/>
-            <w:shd w:val="clear" w:color="auto" w:fill="auto"/>
             <w:vAlign w:val="center"/>
           </w:tcPr>
           <w:p>
@@ -8283,7 +8276,6 @@
           <w:tcPr>
             <w:tcW w:w="875" w:type="dxa"/>
             <w:vMerge/>
-            <w:shd w:val="clear" w:color="auto" w:fill="auto"/>
             <w:vAlign w:val="center"/>
           </w:tcPr>
           <w:p>
@@ -8375,7 +8367,6 @@
         <w:tc>
           <w:tcPr>
             <w:tcW w:w="6169" w:type="dxa"/>
-            <w:shd w:val="clear" w:color="auto" w:fill="auto"/>
             <w:vAlign w:val="center"/>
           </w:tcPr>
           <w:p>
@@ -8410,7 +8401,6 @@
         <w:tc>
           <w:tcPr>
             <w:tcW w:w="2015" w:type="dxa"/>
-            <w:shd w:val="clear" w:color="auto" w:fill="auto"/>
             <w:vAlign w:val="center"/>
           </w:tcPr>
           <w:p>
@@ -8449,7 +8439,7 @@
               <w:autoSpaceDE w:val="0"/>
               <w:autoSpaceDN w:val="0"/>
               <w:adjustRightInd w:val="0"/>
-              <w:jc w:val="center"/>
+              <w:jc w:val="both"/>
               <w:rPr>
                 <w:rFonts w:ascii="Arial Nova Cond" w:hAnsi="Arial Nova Cond" w:cs="Arial"/>
                 <w:color w:val="000000"/>
@@ -8473,7 +8463,6 @@
         <w:tc>
           <w:tcPr>
             <w:tcW w:w="1337" w:type="dxa"/>
-            <w:shd w:val="clear" w:color="auto" w:fill="auto"/>
             <w:vAlign w:val="center"/>
           </w:tcPr>
           <w:p>
@@ -8512,7 +8501,6 @@
           <w:tcPr>
             <w:tcW w:w="875" w:type="dxa"/>
             <w:vMerge w:val="restart"/>
-            <w:shd w:val="clear" w:color="auto" w:fill="auto"/>
             <w:vAlign w:val="center"/>
           </w:tcPr>
           <w:p>
@@ -8615,7 +8603,6 @@
         <w:tc>
           <w:tcPr>
             <w:tcW w:w="6169" w:type="dxa"/>
-            <w:shd w:val="clear" w:color="auto" w:fill="auto"/>
             <w:vAlign w:val="center"/>
           </w:tcPr>
           <w:p>
@@ -8651,7 +8638,6 @@
         <w:tc>
           <w:tcPr>
             <w:tcW w:w="2015" w:type="dxa"/>
-            <w:shd w:val="clear" w:color="auto" w:fill="auto"/>
             <w:vAlign w:val="center"/>
           </w:tcPr>
           <w:p>
@@ -8690,7 +8676,7 @@
               <w:autoSpaceDE w:val="0"/>
               <w:autoSpaceDN w:val="0"/>
               <w:adjustRightInd w:val="0"/>
-              <w:jc w:val="center"/>
+              <w:jc w:val="both"/>
               <w:rPr>
                 <w:rFonts w:ascii="Arial Nova Cond" w:hAnsi="Arial Nova Cond" w:cs="Arial"/>
                 <w:color w:val="000000"/>
@@ -8714,7 +8700,6 @@
         <w:tc>
           <w:tcPr>
             <w:tcW w:w="1337" w:type="dxa"/>
-            <w:shd w:val="clear" w:color="auto" w:fill="auto"/>
             <w:vAlign w:val="center"/>
           </w:tcPr>
           <w:p>
@@ -8753,7 +8738,6 @@
           <w:tcPr>
             <w:tcW w:w="875" w:type="dxa"/>
             <w:vMerge/>
-            <w:shd w:val="clear" w:color="auto" w:fill="auto"/>
             <w:vAlign w:val="center"/>
           </w:tcPr>
           <w:p>
@@ -8845,7 +8829,6 @@
         <w:tc>
           <w:tcPr>
             <w:tcW w:w="6169" w:type="dxa"/>
-            <w:shd w:val="clear" w:color="auto" w:fill="auto"/>
             <w:vAlign w:val="center"/>
           </w:tcPr>
           <w:p>
@@ -8881,7 +8864,6 @@
         <w:tc>
           <w:tcPr>
             <w:tcW w:w="2015" w:type="dxa"/>
-            <w:shd w:val="clear" w:color="auto" w:fill="auto"/>
             <w:vAlign w:val="center"/>
           </w:tcPr>
           <w:p>
@@ -8920,7 +8902,7 @@
               <w:autoSpaceDE w:val="0"/>
               <w:autoSpaceDN w:val="0"/>
               <w:adjustRightInd w:val="0"/>
-              <w:jc w:val="center"/>
+              <w:jc w:val="both"/>
               <w:rPr>
                 <w:rFonts w:ascii="Arial Nova Cond" w:hAnsi="Arial Nova Cond" w:cs="Arial"/>
                 <w:color w:val="000000"/>
@@ -8944,7 +8926,6 @@
         <w:tc>
           <w:tcPr>
             <w:tcW w:w="1337" w:type="dxa"/>
-            <w:shd w:val="clear" w:color="auto" w:fill="auto"/>
             <w:vAlign w:val="center"/>
           </w:tcPr>
           <w:p>
@@ -8983,7 +8964,6 @@
           <w:tcPr>
             <w:tcW w:w="875" w:type="dxa"/>
             <w:vMerge w:val="restart"/>
-            <w:shd w:val="clear" w:color="auto" w:fill="auto"/>
             <w:vAlign w:val="center"/>
           </w:tcPr>
           <w:p>
@@ -9087,7 +9067,6 @@
         <w:tc>
           <w:tcPr>
             <w:tcW w:w="6169" w:type="dxa"/>
-            <w:shd w:val="clear" w:color="auto" w:fill="auto"/>
             <w:vAlign w:val="center"/>
           </w:tcPr>
           <w:p>
@@ -9123,7 +9102,6 @@
         <w:tc>
           <w:tcPr>
             <w:tcW w:w="2015" w:type="dxa"/>
-            <w:shd w:val="clear" w:color="auto" w:fill="auto"/>
             <w:vAlign w:val="center"/>
           </w:tcPr>
           <w:p>
@@ -9162,7 +9140,7 @@
               <w:autoSpaceDE w:val="0"/>
               <w:autoSpaceDN w:val="0"/>
               <w:adjustRightInd w:val="0"/>
-              <w:jc w:val="center"/>
+              <w:jc w:val="both"/>
               <w:rPr>
                 <w:rFonts w:ascii="Arial Nova Cond" w:hAnsi="Arial Nova Cond" w:cs="Arial"/>
                 <w:color w:val="000000"/>
@@ -9186,7 +9164,6 @@
         <w:tc>
           <w:tcPr>
             <w:tcW w:w="1337" w:type="dxa"/>
-            <w:shd w:val="clear" w:color="auto" w:fill="auto"/>
             <w:vAlign w:val="center"/>
           </w:tcPr>
           <w:p>
@@ -9225,7 +9202,6 @@
           <w:tcPr>
             <w:tcW w:w="875" w:type="dxa"/>
             <w:vMerge/>
-            <w:shd w:val="clear" w:color="auto" w:fill="auto"/>
             <w:vAlign w:val="center"/>
           </w:tcPr>
           <w:p>
@@ -9317,7 +9293,6 @@
         <w:tc>
           <w:tcPr>
             <w:tcW w:w="6169" w:type="dxa"/>
-            <w:shd w:val="clear" w:color="auto" w:fill="auto"/>
             <w:vAlign w:val="center"/>
           </w:tcPr>
           <w:p>
@@ -9352,7 +9327,6 @@
         <w:tc>
           <w:tcPr>
             <w:tcW w:w="2015" w:type="dxa"/>
-            <w:shd w:val="clear" w:color="auto" w:fill="auto"/>
             <w:vAlign w:val="center"/>
           </w:tcPr>
           <w:p>
@@ -9391,7 +9365,7 @@
               <w:autoSpaceDE w:val="0"/>
               <w:autoSpaceDN w:val="0"/>
               <w:adjustRightInd w:val="0"/>
-              <w:jc w:val="center"/>
+              <w:jc w:val="both"/>
               <w:rPr>
                 <w:rFonts w:ascii="Arial Nova Cond" w:hAnsi="Arial Nova Cond" w:cs="Arial"/>
                 <w:color w:val="000000"/>
@@ -9415,7 +9389,6 @@
         <w:tc>
           <w:tcPr>
             <w:tcW w:w="1337" w:type="dxa"/>
-            <w:shd w:val="clear" w:color="auto" w:fill="auto"/>
             <w:vAlign w:val="center"/>
           </w:tcPr>
           <w:p>
@@ -9454,7 +9427,6 @@
           <w:tcPr>
             <w:tcW w:w="875" w:type="dxa"/>
             <w:vMerge w:val="restart"/>
-            <w:shd w:val="clear" w:color="auto" w:fill="auto"/>
             <w:vAlign w:val="center"/>
           </w:tcPr>
           <w:p>
@@ -9565,7 +9537,6 @@
         <w:tc>
           <w:tcPr>
             <w:tcW w:w="6169" w:type="dxa"/>
-            <w:shd w:val="clear" w:color="auto" w:fill="auto"/>
             <w:vAlign w:val="center"/>
           </w:tcPr>
           <w:p>
@@ -9600,7 +9571,6 @@
         <w:tc>
           <w:tcPr>
             <w:tcW w:w="2015" w:type="dxa"/>
-            <w:shd w:val="clear" w:color="auto" w:fill="auto"/>
             <w:vAlign w:val="center"/>
           </w:tcPr>
           <w:p>
@@ -9639,7 +9609,7 @@
               <w:autoSpaceDE w:val="0"/>
               <w:autoSpaceDN w:val="0"/>
               <w:adjustRightInd w:val="0"/>
-              <w:jc w:val="center"/>
+              <w:jc w:val="both"/>
               <w:rPr>
                 <w:rFonts w:ascii="Arial Nova Cond" w:hAnsi="Arial Nova Cond" w:cs="Arial"/>
                 <w:color w:val="000000"/>
@@ -9663,7 +9633,6 @@
         <w:tc>
           <w:tcPr>
             <w:tcW w:w="1337" w:type="dxa"/>
-            <w:shd w:val="clear" w:color="auto" w:fill="auto"/>
             <w:vAlign w:val="center"/>
           </w:tcPr>
           <w:p>
@@ -9702,7 +9671,6 @@
           <w:tcPr>
             <w:tcW w:w="875" w:type="dxa"/>
             <w:vMerge/>
-            <w:shd w:val="clear" w:color="auto" w:fill="auto"/>
             <w:vAlign w:val="center"/>
           </w:tcPr>
           <w:p>
@@ -9802,7 +9770,6 @@
         <w:tc>
           <w:tcPr>
             <w:tcW w:w="6169" w:type="dxa"/>
-            <w:shd w:val="clear" w:color="auto" w:fill="auto"/>
             <w:vAlign w:val="center"/>
           </w:tcPr>
           <w:p>
@@ -9838,7 +9805,6 @@
         <w:tc>
           <w:tcPr>
             <w:tcW w:w="2015" w:type="dxa"/>
-            <w:shd w:val="clear" w:color="auto" w:fill="auto"/>
             <w:vAlign w:val="center"/>
           </w:tcPr>
           <w:p>
@@ -9876,7 +9842,7 @@
               <w:autoSpaceDE w:val="0"/>
               <w:autoSpaceDN w:val="0"/>
               <w:adjustRightInd w:val="0"/>
-              <w:jc w:val="center"/>
+              <w:jc w:val="both"/>
               <w:rPr>
                 <w:rFonts w:ascii="Arial Nova Cond" w:hAnsi="Arial Nova Cond" w:cs="Arial"/>
                 <w:color w:val="000000"/>
@@ -9900,7 +9866,6 @@
         <w:tc>
           <w:tcPr>
             <w:tcW w:w="1337" w:type="dxa"/>
-            <w:shd w:val="clear" w:color="auto" w:fill="auto"/>
             <w:vAlign w:val="center"/>
           </w:tcPr>
           <w:p>
@@ -9930,6 +9895,7 @@
           </w:p>
         </w:tc>
       </w:tr>
+      <w:bookmarkEnd w:id="1"/>
     </w:tbl>
     <w:p>
       <w:pPr>

--- a/templates/plananual/EPT COMPUTACIÓN 1° A 5°/PROGRAMACIÓN ANUAL 5° - EPT Computacion.docx
+++ b/templates/plananual/EPT COMPUTACIÓN 1° A 5°/PROGRAMACIÓN ANUAL 5° - EPT Computacion.docx
@@ -1,6 +1,6 @@
 
 <file path=word/document.xml><?xml version="1.0" encoding="utf-8"?>
-<w:document xmlns:wpc="http://schemas.microsoft.com/office/word/2010/wordprocessingCanvas" xmlns:cx="http://schemas.microsoft.com/office/drawing/2014/chartex" xmlns:cx1="http://schemas.microsoft.com/office/drawing/2015/9/8/chartex" xmlns:cx2="http://schemas.microsoft.com/office/drawing/2015/10/21/chartex" xmlns:cx3="http://schemas.microsoft.com/office/drawing/2016/5/9/chartex" xmlns:cx4="http://schemas.microsoft.com/office/drawing/2016/5/10/chartex" xmlns:cx5="http://schemas.microsoft.com/office/drawing/2016/5/11/chartex" xmlns:cx6="http://schemas.microsoft.com/office/drawing/2016/5/12/chartex" xmlns:cx7="http://schemas.microsoft.com/office/drawing/2016/5/13/chartex" xmlns:cx8="http://schemas.microsoft.com/office/drawing/2016/5/14/chartex" xmlns:mc="http://schemas.openxmlformats.org/markup-compatibility/2006" xmlns:aink="http://schemas.microsoft.com/office/drawing/2016/ink" xmlns:am3d="http://schemas.microsoft.com/office/drawing/2017/model3d" xmlns:o="urn:schemas-microsoft-com:office:office" xmlns:oel="http://schemas.microsoft.com/office/2019/extlst" xmlns:r="http://schemas.openxmlformats.org/officeDocument/2006/relationships" xmlns:m="http://schemas.openxmlformats.org/officeDocument/2006/math" xmlns:v="urn:schemas-microsoft-com:vml" xmlns:wp14="http://schemas.microsoft.com/office/word/2010/wordprocessingDrawing" xmlns:wp="http://schemas.openxmlformats.org/drawingml/2006/wordprocessingDrawing" xmlns:w10="urn:schemas-microsoft-com:office:word" xmlns:w="http://schemas.openxmlformats.org/wordprocessingml/2006/main" xmlns:w14="http://schemas.microsoft.com/office/word/2010/wordml" xmlns:w15="http://schemas.microsoft.com/office/word/2012/wordml" xmlns:w16cex="http://schemas.microsoft.com/office/word/2018/wordml/cex" xmlns:w16cid="http://schemas.microsoft.com/office/word/2016/wordml/cid" xmlns:w16="http://schemas.microsoft.com/office/word/2018/wordml" xmlns:w16du="http://schemas.microsoft.com/office/word/2023/wordml/word16du" xmlns:w16sdtdh="http://schemas.microsoft.com/office/word/2020/wordml/sdtdatahash" xmlns:w16se="http://schemas.microsoft.com/office/word/2015/wordml/symex" xmlns:wpg="http://schemas.microsoft.com/office/word/2010/wordprocessingGroup" xmlns:wpi="http://schemas.microsoft.com/office/word/2010/wordprocessingInk" xmlns:wne="http://schemas.microsoft.com/office/word/2006/wordml" xmlns:wps="http://schemas.microsoft.com/office/word/2010/wordprocessingShape" mc:Ignorable="w14 w15 w16se w16cid w16 w16cex w16sdtdh w16du wp14">
+<w:document xmlns:wpc="http://schemas.microsoft.com/office/word/2010/wordprocessingCanvas" xmlns:cx="http://schemas.microsoft.com/office/drawing/2014/chartex" xmlns:cx1="http://schemas.microsoft.com/office/drawing/2015/9/8/chartex" xmlns:cx2="http://schemas.microsoft.com/office/drawing/2015/10/21/chartex" xmlns:cx3="http://schemas.microsoft.com/office/drawing/2016/5/9/chartex" xmlns:cx4="http://schemas.microsoft.com/office/drawing/2016/5/10/chartex" xmlns:cx5="http://schemas.microsoft.com/office/drawing/2016/5/11/chartex" xmlns:cx6="http://schemas.microsoft.com/office/drawing/2016/5/12/chartex" xmlns:cx7="http://schemas.microsoft.com/office/drawing/2016/5/13/chartex" xmlns:cx8="http://schemas.microsoft.com/office/drawing/2016/5/14/chartex" xmlns:mc="http://schemas.openxmlformats.org/markup-compatibility/2006" xmlns:aink="http://schemas.microsoft.com/office/drawing/2016/ink" xmlns:am3d="http://schemas.microsoft.com/office/drawing/2017/model3d" xmlns:o="urn:schemas-microsoft-com:office:office" xmlns:oel="http://schemas.microsoft.com/office/2019/extlst" xmlns:r="http://schemas.openxmlformats.org/officeDocument/2006/relationships" xmlns:m="http://schemas.openxmlformats.org/officeDocument/2006/math" xmlns:v="urn:schemas-microsoft-com:vml" xmlns:wp14="http://schemas.microsoft.com/office/word/2010/wordprocessingDrawing" xmlns:wp="http://schemas.openxmlformats.org/drawingml/2006/wordprocessingDrawing" xmlns:w10="urn:schemas-microsoft-com:office:word" xmlns:w="http://schemas.openxmlformats.org/wordprocessingml/2006/main" xmlns:w14="http://schemas.microsoft.com/office/word/2010/wordml" xmlns:w15="http://schemas.microsoft.com/office/word/2012/wordml" xmlns:w16cex="http://schemas.microsoft.com/office/word/2018/wordml/cex" xmlns:w16cid="http://schemas.microsoft.com/office/word/2016/wordml/cid" xmlns:w16="http://schemas.microsoft.com/office/word/2018/wordml" xmlns:w16du="http://schemas.microsoft.com/office/word/2023/wordml/word16du" xmlns:w16sdtdh="http://schemas.microsoft.com/office/word/2020/wordml/sdtdatahash" xmlns:w16sdtfl="http://schemas.microsoft.com/office/word/2024/wordml/sdtformatlock" xmlns:w16se="http://schemas.microsoft.com/office/word/2015/wordml/symex" xmlns:wpg="http://schemas.microsoft.com/office/word/2010/wordprocessingGroup" xmlns:wpi="http://schemas.microsoft.com/office/word/2010/wordprocessingInk" xmlns:wne="http://schemas.microsoft.com/office/word/2006/wordml" xmlns:wps="http://schemas.microsoft.com/office/word/2010/wordprocessingShape" mc:Ignorable="w14 w15 w16se w16cid w16 w16cex w16sdtdh w16sdtfl w16du wp14">
   <w:body>
     <w:p>
       <w:pPr>
@@ -2632,29 +2632,16 @@
                 <w:szCs w:val="20"/>
               </w:rPr>
             </w:pPr>
-            <w:proofErr w:type="spellStart"/>
-            <w:r>
-              <w:rPr>
-                <w:rFonts w:ascii="Arial Nova Cond Light" w:hAnsi="Arial Nova Cond Light" w:cs="Times New Roman"/>
-                <w:b/>
-                <w:bCs/>
-                <w:color w:val="000000" w:themeColor="text1"/>
-                <w:sz w:val="20"/>
-                <w:szCs w:val="20"/>
-              </w:rPr>
-              <w:t>N°</w:t>
-            </w:r>
-            <w:proofErr w:type="spellEnd"/>
-            <w:r>
-              <w:rPr>
-                <w:rFonts w:ascii="Arial Nova Cond Light" w:hAnsi="Arial Nova Cond Light" w:cs="Times New Roman"/>
-                <w:b/>
-                <w:bCs/>
-                <w:color w:val="000000" w:themeColor="text1"/>
-                <w:sz w:val="20"/>
-                <w:szCs w:val="20"/>
-              </w:rPr>
-              <w:t xml:space="preserve"> DE SEMANAS LECTIVAS</w:t>
+            <w:r>
+              <w:rPr>
+                <w:rFonts w:ascii="Arial Nova Cond Light" w:hAnsi="Arial Nova Cond Light" w:cs="Times New Roman"/>
+                <w:b/>
+                <w:bCs/>
+                <w:color w:val="000000" w:themeColor="text1"/>
+                <w:sz w:val="20"/>
+                <w:szCs w:val="20"/>
+              </w:rPr>
+              <w:t>N° DE SEMANAS LECTIVAS</w:t>
             </w:r>
           </w:p>
         </w:tc>
@@ -2679,29 +2666,16 @@
                 <w:szCs w:val="20"/>
               </w:rPr>
             </w:pPr>
-            <w:proofErr w:type="spellStart"/>
-            <w:r>
-              <w:rPr>
-                <w:rFonts w:ascii="Arial Nova Cond Light" w:hAnsi="Arial Nova Cond Light" w:cs="Times New Roman"/>
-                <w:b/>
-                <w:bCs/>
-                <w:color w:val="000000" w:themeColor="text1"/>
-                <w:sz w:val="20"/>
-                <w:szCs w:val="20"/>
-              </w:rPr>
-              <w:t>N°</w:t>
-            </w:r>
-            <w:proofErr w:type="spellEnd"/>
-            <w:r>
-              <w:rPr>
-                <w:rFonts w:ascii="Arial Nova Cond Light" w:hAnsi="Arial Nova Cond Light" w:cs="Times New Roman"/>
-                <w:b/>
-                <w:bCs/>
-                <w:color w:val="000000" w:themeColor="text1"/>
-                <w:sz w:val="20"/>
-                <w:szCs w:val="20"/>
-              </w:rPr>
-              <w:t xml:space="preserve"> UNIDADES</w:t>
+            <w:r>
+              <w:rPr>
+                <w:rFonts w:ascii="Arial Nova Cond Light" w:hAnsi="Arial Nova Cond Light" w:cs="Times New Roman"/>
+                <w:b/>
+                <w:bCs/>
+                <w:color w:val="000000" w:themeColor="text1"/>
+                <w:sz w:val="20"/>
+                <w:szCs w:val="20"/>
+              </w:rPr>
+              <w:t>N° UNIDADES</w:t>
             </w:r>
           </w:p>
         </w:tc>
@@ -5737,6 +5711,34 @@
         </w:tc>
       </w:tr>
     </w:tbl>
+    <w:p>
+      <w:pPr>
+        <w:pStyle w:val="Prrafodelista"/>
+        <w:ind w:left="-284" w:right="-455"/>
+        <w:rPr>
+          <w:rFonts w:ascii="Arial Nova Cond Light" w:hAnsi="Arial Nova Cond Light" w:cs="Times New Roman"/>
+          <w:b/>
+          <w:bCs/>
+          <w:color w:val="000000" w:themeColor="text1"/>
+          <w:sz w:val="12"/>
+          <w:szCs w:val="12"/>
+        </w:rPr>
+      </w:pPr>
+    </w:p>
+    <w:p>
+      <w:pPr>
+        <w:pStyle w:val="Prrafodelista"/>
+        <w:ind w:left="-284" w:right="-455"/>
+        <w:rPr>
+          <w:rFonts w:ascii="Arial Nova Cond Light" w:hAnsi="Arial Nova Cond Light" w:cs="Times New Roman"/>
+          <w:b/>
+          <w:bCs/>
+          <w:color w:val="000000" w:themeColor="text1"/>
+          <w:sz w:val="12"/>
+          <w:szCs w:val="12"/>
+        </w:rPr>
+      </w:pPr>
+    </w:p>
     <w:p>
       <w:pPr>
         <w:pStyle w:val="Prrafodelista"/>
@@ -5874,7 +5876,6 @@
           <w:bCs/>
           <w:color w:val="000000" w:themeColor="text1"/>
         </w:rPr>
-        <w:lastRenderedPageBreak/>
         <w:t>RESULTADOS DE ACTAS DEL 202</w:t>
       </w:r>
       <w:r>
@@ -6468,6 +6469,20 @@
         </w:tc>
       </w:tr>
     </w:tbl>
+    <w:p>
+      <w:pPr>
+        <w:tabs>
+          <w:tab w:val="left" w:pos="965"/>
+        </w:tabs>
+        <w:ind w:right="-455"/>
+        <w:rPr>
+          <w:rFonts w:ascii="Arial Nova Cond Light" w:hAnsi="Arial Nova Cond Light" w:cs="Times New Roman"/>
+          <w:b/>
+          <w:bCs/>
+          <w:color w:val="000000" w:themeColor="text1"/>
+        </w:rPr>
+      </w:pPr>
+    </w:p>
     <w:p>
       <w:pPr>
         <w:tabs>
@@ -7377,7 +7392,7 @@
         </w:numPr>
         <w:shd w:val="clear" w:color="auto" w:fill="47D459" w:themeFill="accent3" w:themeFillTint="99"/>
         <w:spacing w:after="0"/>
-        <w:ind w:left="708" w:right="-455" w:hanging="708"/>
+        <w:ind w:left="0" w:right="-455" w:hanging="426"/>
         <w:textDirection w:val="btLr"/>
         <w:rPr>
           <w:rFonts w:ascii="Arial Nova Cond Light" w:hAnsi="Arial Nova Cond Light" w:cs="Times New Roman"/>
@@ -7397,7 +7412,6 @@
           <w:sz w:val="24"/>
           <w:szCs w:val="24"/>
         </w:rPr>
-        <w:lastRenderedPageBreak/>
         <w:t>DISTRIBUCIÓN</w:t>
       </w:r>
       <w:r>
@@ -7497,13 +7511,13 @@
         <w:tblLook w:val="04A0" w:firstRow="1" w:lastRow="0" w:firstColumn="1" w:lastColumn="0" w:noHBand="0" w:noVBand="1"/>
       </w:tblPr>
       <w:tblGrid>
-        <w:gridCol w:w="875"/>
-        <w:gridCol w:w="1095"/>
-        <w:gridCol w:w="1726"/>
-        <w:gridCol w:w="6169"/>
-        <w:gridCol w:w="2015"/>
-        <w:gridCol w:w="1634"/>
-        <w:gridCol w:w="1337"/>
+        <w:gridCol w:w="818"/>
+        <w:gridCol w:w="1018"/>
+        <w:gridCol w:w="5379"/>
+        <w:gridCol w:w="1984"/>
+        <w:gridCol w:w="2693"/>
+        <w:gridCol w:w="1560"/>
+        <w:gridCol w:w="1399"/>
       </w:tblGrid>
       <w:tr>
         <w:trPr>
@@ -7512,7 +7526,7 @@
         </w:trPr>
         <w:tc>
           <w:tcPr>
-            <w:tcW w:w="875" w:type="dxa"/>
+            <w:tcW w:w="818" w:type="dxa"/>
             <w:shd w:val="clear" w:color="auto" w:fill="C1F0C7" w:themeFill="accent3" w:themeFillTint="33"/>
             <w:vAlign w:val="center"/>
           </w:tcPr>
@@ -7546,7 +7560,7 @@
         </w:tc>
         <w:tc>
           <w:tcPr>
-            <w:tcW w:w="1095" w:type="dxa"/>
+            <w:tcW w:w="1018" w:type="dxa"/>
             <w:shd w:val="clear" w:color="auto" w:fill="C1F0C7" w:themeFill="accent3" w:themeFillTint="33"/>
             <w:vAlign w:val="center"/>
           </w:tcPr>
@@ -7579,7 +7593,7 @@
         </w:tc>
         <w:tc>
           <w:tcPr>
-            <w:tcW w:w="1726" w:type="dxa"/>
+            <w:tcW w:w="5379" w:type="dxa"/>
             <w:shd w:val="clear" w:color="auto" w:fill="C1F0C7" w:themeFill="accent3" w:themeFillTint="33"/>
             <w:vAlign w:val="center"/>
           </w:tcPr>
@@ -7606,13 +7620,35 @@
                 <w:sz w:val="20"/>
                 <w:szCs w:val="20"/>
               </w:rPr>
-              <w:t>PROBLEMA / POTENCIALIDAD</w:t>
-            </w:r>
-          </w:p>
-        </w:tc>
-        <w:tc>
-          <w:tcPr>
-            <w:tcW w:w="6169" w:type="dxa"/>
+              <w:t>SITUACIÓN SIGNIF</w:t>
+            </w:r>
+            <w:r>
+              <w:rPr>
+                <w:rFonts w:ascii="Arial Nova Cond" w:hAnsi="Arial Nova Cond" w:cs="Times New Roman"/>
+                <w:b/>
+                <w:bCs/>
+                <w:color w:val="000000" w:themeColor="text1"/>
+                <w:sz w:val="20"/>
+                <w:szCs w:val="20"/>
+              </w:rPr>
+              <w:t>I</w:t>
+            </w:r>
+            <w:r>
+              <w:rPr>
+                <w:rFonts w:ascii="Arial Nova Cond" w:hAnsi="Arial Nova Cond" w:cs="Times New Roman"/>
+                <w:b/>
+                <w:bCs/>
+                <w:color w:val="000000" w:themeColor="text1"/>
+                <w:sz w:val="20"/>
+                <w:szCs w:val="20"/>
+              </w:rPr>
+              <w:t>CATIVA</w:t>
+            </w:r>
+          </w:p>
+        </w:tc>
+        <w:tc>
+          <w:tcPr>
+            <w:tcW w:w="1984" w:type="dxa"/>
             <w:shd w:val="clear" w:color="auto" w:fill="C1F0C7" w:themeFill="accent3" w:themeFillTint="33"/>
             <w:vAlign w:val="center"/>
           </w:tcPr>
@@ -7639,7 +7675,7 @@
                 <w:sz w:val="20"/>
                 <w:szCs w:val="20"/>
               </w:rPr>
-              <w:t>SITUACIÓN SIGNIF</w:t>
+              <w:t>TÍTULO DE LA UNIDAD DID</w:t>
             </w:r>
             <w:r>
               <w:rPr>
@@ -7650,7 +7686,7 @@
                 <w:sz w:val="20"/>
                 <w:szCs w:val="20"/>
               </w:rPr>
-              <w:t>I</w:t>
+              <w:t>Á</w:t>
             </w:r>
             <w:r>
               <w:rPr>
@@ -7661,13 +7697,24 @@
                 <w:sz w:val="20"/>
                 <w:szCs w:val="20"/>
               </w:rPr>
-              <w:t>CATIVA</w:t>
-            </w:r>
-          </w:p>
-        </w:tc>
-        <w:tc>
-          <w:tcPr>
-            <w:tcW w:w="2015" w:type="dxa"/>
+              <w:t>CTICA</w:t>
+            </w:r>
+            <w:r>
+              <w:rPr>
+                <w:rFonts w:ascii="Arial Nova Cond" w:hAnsi="Arial Nova Cond" w:cs="Times New Roman"/>
+                <w:b/>
+                <w:bCs/>
+                <w:color w:val="000000" w:themeColor="text1"/>
+                <w:sz w:val="20"/>
+                <w:szCs w:val="20"/>
+              </w:rPr>
+              <w:t>.</w:t>
+            </w:r>
+          </w:p>
+        </w:tc>
+        <w:tc>
+          <w:tcPr>
+            <w:tcW w:w="2693" w:type="dxa"/>
             <w:shd w:val="clear" w:color="auto" w:fill="C1F0C7" w:themeFill="accent3" w:themeFillTint="33"/>
             <w:vAlign w:val="center"/>
           </w:tcPr>
@@ -7694,46 +7741,13 @@
                 <w:sz w:val="20"/>
                 <w:szCs w:val="20"/>
               </w:rPr>
-              <w:t>TÍTULO DE LA UNIDAD DID</w:t>
-            </w:r>
-            <w:r>
-              <w:rPr>
-                <w:rFonts w:ascii="Arial Nova Cond" w:hAnsi="Arial Nova Cond" w:cs="Times New Roman"/>
-                <w:b/>
-                <w:bCs/>
-                <w:color w:val="000000" w:themeColor="text1"/>
-                <w:sz w:val="20"/>
-                <w:szCs w:val="20"/>
-              </w:rPr>
-              <w:t>Á</w:t>
-            </w:r>
-            <w:r>
-              <w:rPr>
-                <w:rFonts w:ascii="Arial Nova Cond" w:hAnsi="Arial Nova Cond" w:cs="Times New Roman"/>
-                <w:b/>
-                <w:bCs/>
-                <w:color w:val="000000" w:themeColor="text1"/>
-                <w:sz w:val="20"/>
-                <w:szCs w:val="20"/>
-              </w:rPr>
-              <w:t>CTICA</w:t>
-            </w:r>
-            <w:r>
-              <w:rPr>
-                <w:rFonts w:ascii="Arial Nova Cond" w:hAnsi="Arial Nova Cond" w:cs="Times New Roman"/>
-                <w:b/>
-                <w:bCs/>
-                <w:color w:val="000000" w:themeColor="text1"/>
-                <w:sz w:val="20"/>
-                <w:szCs w:val="20"/>
-              </w:rPr>
-              <w:t>.</w:t>
-            </w:r>
-          </w:p>
-        </w:tc>
-        <w:tc>
-          <w:tcPr>
-            <w:tcW w:w="1634" w:type="dxa"/>
+              <w:t>CAMPO TEMATICO</w:t>
+            </w:r>
+          </w:p>
+        </w:tc>
+        <w:tc>
+          <w:tcPr>
+            <w:tcW w:w="1560" w:type="dxa"/>
             <w:shd w:val="clear" w:color="auto" w:fill="C1F0C7" w:themeFill="accent3" w:themeFillTint="33"/>
             <w:vAlign w:val="center"/>
           </w:tcPr>
@@ -7766,7 +7780,7 @@
         </w:tc>
         <w:tc>
           <w:tcPr>
-            <w:tcW w:w="1337" w:type="dxa"/>
+            <w:tcW w:w="1399" w:type="dxa"/>
             <w:shd w:val="clear" w:color="auto" w:fill="C1F0C7" w:themeFill="accent3" w:themeFillTint="33"/>
             <w:vAlign w:val="center"/>
           </w:tcPr>
@@ -7805,7 +7819,7 @@
         </w:trPr>
         <w:tc>
           <w:tcPr>
-            <w:tcW w:w="875" w:type="dxa"/>
+            <w:tcW w:w="818" w:type="dxa"/>
             <w:vMerge w:val="restart"/>
             <w:vAlign w:val="center"/>
           </w:tcPr>
@@ -7844,7 +7858,7 @@
         </w:tc>
         <w:tc>
           <w:tcPr>
-            <w:tcW w:w="1095" w:type="dxa"/>
+            <w:tcW w:w="1018" w:type="dxa"/>
             <w:vAlign w:val="center"/>
           </w:tcPr>
           <w:p>
@@ -7882,7 +7896,7 @@
         </w:tc>
         <w:tc>
           <w:tcPr>
-            <w:tcW w:w="1726" w:type="dxa"/>
+            <w:tcW w:w="5379" w:type="dxa"/>
             <w:vAlign w:val="center"/>
           </w:tcPr>
           <w:p>
@@ -7910,13 +7924,144 @@
                 <w:szCs w:val="20"/>
                 <w:lang w:val="es-ES_tradnl"/>
               </w:rPr>
-              <w:t>{{problemapotencialidad0}}</w:t>
-            </w:r>
-          </w:p>
-        </w:tc>
-        <w:tc>
-          <w:tcPr>
-            <w:tcW w:w="6169" w:type="dxa"/>
+              <w:t>{{situacionsignificativa0}}</w:t>
+            </w:r>
+          </w:p>
+        </w:tc>
+        <w:tc>
+          <w:tcPr>
+            <w:tcW w:w="1984" w:type="dxa"/>
+            <w:vAlign w:val="center"/>
+          </w:tcPr>
+          <w:p>
+            <w:pPr>
+              <w:autoSpaceDE w:val="0"/>
+              <w:autoSpaceDN w:val="0"/>
+              <w:adjustRightInd w:val="0"/>
+              <w:jc w:val="center"/>
+              <w:rPr>
+                <w:rFonts w:ascii="Arial Nova Cond" w:hAnsi="Arial Nova Cond" w:cs="Arial"/>
+                <w:color w:val="000000"/>
+                <w:kern w:val="0"/>
+                <w:sz w:val="20"/>
+                <w:szCs w:val="20"/>
+              </w:rPr>
+            </w:pPr>
+            <w:r>
+              <w:rPr>
+                <w:rFonts w:ascii="Arial Nova Cond" w:hAnsi="Arial Nova Cond" w:cs="Arial"/>
+                <w:color w:val="000000"/>
+                <w:kern w:val="0"/>
+                <w:sz w:val="20"/>
+                <w:szCs w:val="20"/>
+              </w:rPr>
+              <w:t>{{titulosituacionsignificativa0}}</w:t>
+            </w:r>
+          </w:p>
+        </w:tc>
+        <w:tc>
+          <w:tcPr>
+            <w:tcW w:w="2693" w:type="dxa"/>
+            <w:vAlign w:val="center"/>
+          </w:tcPr>
+          <w:p>
+            <w:pPr>
+              <w:autoSpaceDE w:val="0"/>
+              <w:autoSpaceDN w:val="0"/>
+              <w:adjustRightInd w:val="0"/>
+              <w:jc w:val="both"/>
+              <w:rPr>
+                <w:rFonts w:ascii="Arial Nova Cond" w:hAnsi="Arial Nova Cond" w:cs="Arial"/>
+                <w:color w:val="000000"/>
+                <w:kern w:val="0"/>
+                <w:sz w:val="20"/>
+                <w:szCs w:val="20"/>
+              </w:rPr>
+            </w:pPr>
+            <w:r>
+              <w:rPr>
+                <w:rFonts w:ascii="Arial Nova Cond" w:hAnsi="Arial Nova Cond" w:cs="Arial"/>
+                <w:color w:val="000000"/>
+                <w:kern w:val="0"/>
+                <w:sz w:val="20"/>
+                <w:szCs w:val="20"/>
+              </w:rPr>
+              <w:t>{{campotematico0}}</w:t>
+            </w:r>
+          </w:p>
+        </w:tc>
+        <w:tc>
+          <w:tcPr>
+            <w:tcW w:w="1560" w:type="dxa"/>
+            <w:vAlign w:val="center"/>
+          </w:tcPr>
+          <w:p>
+            <w:pPr>
+              <w:autoSpaceDE w:val="0"/>
+              <w:autoSpaceDN w:val="0"/>
+              <w:adjustRightInd w:val="0"/>
+              <w:jc w:val="both"/>
+              <w:rPr>
+                <w:rFonts w:ascii="Arial Nova Cond" w:hAnsi="Arial Nova Cond" w:cs="Arial"/>
+                <w:color w:val="000000"/>
+                <w:kern w:val="0"/>
+                <w:sz w:val="20"/>
+                <w:szCs w:val="20"/>
+              </w:rPr>
+            </w:pPr>
+            <w:r>
+              <w:rPr>
+                <w:rFonts w:ascii="Arial Nova Cond" w:hAnsi="Arial Nova Cond" w:cs="Arial"/>
+                <w:color w:val="000000"/>
+                <w:kern w:val="0"/>
+                <w:sz w:val="20"/>
+                <w:szCs w:val="20"/>
+              </w:rPr>
+              <w:t>{{competencias0}}</w:t>
+            </w:r>
+          </w:p>
+        </w:tc>
+        <w:tc>
+          <w:tcPr>
+            <w:tcW w:w="1399" w:type="dxa"/>
+            <w:vAlign w:val="center"/>
+          </w:tcPr>
+          <w:p>
+            <w:pPr>
+              <w:autoSpaceDE w:val="0"/>
+              <w:autoSpaceDN w:val="0"/>
+              <w:adjustRightInd w:val="0"/>
+              <w:jc w:val="both"/>
+              <w:rPr>
+                <w:rFonts w:ascii="Arial Nova Cond" w:hAnsi="Arial Nova Cond" w:cs="Arial"/>
+                <w:color w:val="000000"/>
+                <w:kern w:val="0"/>
+                <w:sz w:val="20"/>
+                <w:szCs w:val="20"/>
+              </w:rPr>
+            </w:pPr>
+            <w:r>
+              <w:rPr>
+                <w:rFonts w:ascii="Arial Nova Cond" w:hAnsi="Arial Nova Cond" w:cs="Arial"/>
+                <w:color w:val="000000"/>
+                <w:kern w:val="0"/>
+                <w:sz w:val="20"/>
+                <w:szCs w:val="20"/>
+              </w:rPr>
+              <w:t>{{producto0}}</w:t>
+            </w:r>
+          </w:p>
+        </w:tc>
+      </w:tr>
+      <w:tr>
+        <w:trPr>
+          <w:trHeight w:val="756"/>
+          <w:jc w:val="center"/>
+        </w:trPr>
+        <w:tc>
+          <w:tcPr>
+            <w:tcW w:w="818" w:type="dxa"/>
+            <w:vMerge/>
             <w:vAlign w:val="center"/>
           </w:tcPr>
           <w:p>
@@ -7929,6 +8074,71 @@
               </w:tabs>
               <w:spacing w:line="276" w:lineRule="auto"/>
               <w:ind w:left="0"/>
+              <w:jc w:val="center"/>
+              <w:rPr>
+                <w:rFonts w:ascii="Arial Nova Cond" w:eastAsia="Calibri" w:hAnsi="Arial Nova Cond" w:cs="Times New Roman"/>
+                <w:b/>
+                <w:bCs/>
+                <w:sz w:val="20"/>
+                <w:szCs w:val="20"/>
+                <w:lang w:val="es-ES_tradnl"/>
+              </w:rPr>
+            </w:pPr>
+          </w:p>
+        </w:tc>
+        <w:tc>
+          <w:tcPr>
+            <w:tcW w:w="1018" w:type="dxa"/>
+            <w:vAlign w:val="center"/>
+          </w:tcPr>
+          <w:p>
+            <w:pPr>
+              <w:pStyle w:val="Prrafodelista"/>
+              <w:tabs>
+                <w:tab w:val="left" w:pos="0"/>
+                <w:tab w:val="left" w:pos="142"/>
+                <w:tab w:val="left" w:pos="284"/>
+              </w:tabs>
+              <w:spacing w:line="276" w:lineRule="auto"/>
+              <w:ind w:left="0"/>
+              <w:jc w:val="center"/>
+              <w:rPr>
+                <w:rFonts w:ascii="Arial Nova Cond" w:eastAsia="Calibri" w:hAnsi="Arial Nova Cond" w:cs="Times New Roman"/>
+                <w:b/>
+                <w:bCs/>
+                <w:sz w:val="20"/>
+                <w:szCs w:val="20"/>
+                <w:lang w:val="es-ES_tradnl"/>
+              </w:rPr>
+            </w:pPr>
+            <w:r>
+              <w:rPr>
+                <w:rFonts w:ascii="Arial Nova Cond" w:eastAsia="Calibri" w:hAnsi="Arial Nova Cond" w:cs="Times New Roman"/>
+                <w:b/>
+                <w:bCs/>
+                <w:sz w:val="20"/>
+                <w:szCs w:val="20"/>
+                <w:lang w:val="es-ES_tradnl"/>
+              </w:rPr>
+              <w:t>U 1</w:t>
+            </w:r>
+          </w:p>
+        </w:tc>
+        <w:tc>
+          <w:tcPr>
+            <w:tcW w:w="5379" w:type="dxa"/>
+            <w:vAlign w:val="center"/>
+          </w:tcPr>
+          <w:p>
+            <w:pPr>
+              <w:pStyle w:val="Prrafodelista"/>
+              <w:tabs>
+                <w:tab w:val="left" w:pos="0"/>
+                <w:tab w:val="left" w:pos="142"/>
+                <w:tab w:val="left" w:pos="284"/>
+              </w:tabs>
+              <w:spacing w:line="276" w:lineRule="auto"/>
+              <w:ind w:left="0"/>
               <w:jc w:val="both"/>
               <w:rPr>
                 <w:rFonts w:ascii="Arial Nova Cond" w:eastAsia="Calibri" w:hAnsi="Arial Nova Cond" w:cs="Times New Roman"/>
@@ -7944,13 +8154,13 @@
                 <w:szCs w:val="20"/>
                 <w:lang w:val="es-ES_tradnl"/>
               </w:rPr>
-              <w:t>{{situacionsignificativa0}}</w:t>
-            </w:r>
-          </w:p>
-        </w:tc>
-        <w:tc>
-          <w:tcPr>
-            <w:tcW w:w="2015" w:type="dxa"/>
+              <w:t>{{situacionsignificativa1}}</w:t>
+            </w:r>
+          </w:p>
+        </w:tc>
+        <w:tc>
+          <w:tcPr>
+            <w:tcW w:w="1984" w:type="dxa"/>
             <w:vAlign w:val="center"/>
           </w:tcPr>
           <w:p>
@@ -7961,7 +8171,7 @@
               <w:jc w:val="center"/>
               <w:rPr>
                 <w:rFonts w:ascii="Arial Nova Cond" w:hAnsi="Arial Nova Cond" w:cs="Arial"/>
-                <w:color w:val="000000"/>
+                <w:color w:val="000000" w:themeColor="text1"/>
                 <w:kern w:val="0"/>
                 <w:sz w:val="20"/>
                 <w:szCs w:val="20"/>
@@ -7975,13 +8185,13 @@
                 <w:sz w:val="20"/>
                 <w:szCs w:val="20"/>
               </w:rPr>
-              <w:t>{{titulosituacionsignificativa0}}</w:t>
-            </w:r>
-          </w:p>
-        </w:tc>
-        <w:tc>
-          <w:tcPr>
-            <w:tcW w:w="1634" w:type="dxa"/>
+              <w:t>{{titulosituacionsignificativa1}}</w:t>
+            </w:r>
+          </w:p>
+        </w:tc>
+        <w:tc>
+          <w:tcPr>
+            <w:tcW w:w="2693" w:type="dxa"/>
             <w:vAlign w:val="center"/>
           </w:tcPr>
           <w:p>
@@ -8006,13 +8216,13 @@
                 <w:sz w:val="20"/>
                 <w:szCs w:val="20"/>
               </w:rPr>
-              <w:t>{{competencias0}}</w:t>
-            </w:r>
-          </w:p>
-        </w:tc>
-        <w:tc>
-          <w:tcPr>
-            <w:tcW w:w="1337" w:type="dxa"/>
+              <w:t>{{campotematico1}}</w:t>
+            </w:r>
+          </w:p>
+        </w:tc>
+        <w:tc>
+          <w:tcPr>
+            <w:tcW w:w="1560" w:type="dxa"/>
             <w:vAlign w:val="center"/>
           </w:tcPr>
           <w:p>
@@ -8020,7 +8230,7 @@
               <w:autoSpaceDE w:val="0"/>
               <w:autoSpaceDN w:val="0"/>
               <w:adjustRightInd w:val="0"/>
-              <w:jc w:val="center"/>
+              <w:jc w:val="both"/>
               <w:rPr>
                 <w:rFonts w:ascii="Arial Nova Cond" w:hAnsi="Arial Nova Cond" w:cs="Arial"/>
                 <w:color w:val="000000"/>
@@ -8037,7 +8247,38 @@
                 <w:sz w:val="20"/>
                 <w:szCs w:val="20"/>
               </w:rPr>
-              <w:t>{{producto0}}</w:t>
+              <w:t>{{competencias1}}</w:t>
+            </w:r>
+          </w:p>
+        </w:tc>
+        <w:tc>
+          <w:tcPr>
+            <w:tcW w:w="1399" w:type="dxa"/>
+            <w:vAlign w:val="center"/>
+          </w:tcPr>
+          <w:p>
+            <w:pPr>
+              <w:autoSpaceDE w:val="0"/>
+              <w:autoSpaceDN w:val="0"/>
+              <w:adjustRightInd w:val="0"/>
+              <w:jc w:val="both"/>
+              <w:rPr>
+                <w:rFonts w:ascii="Arial Nova Cond" w:hAnsi="Arial Nova Cond" w:cs="Arial"/>
+                <w:color w:val="000000"/>
+                <w:kern w:val="0"/>
+                <w:sz w:val="20"/>
+                <w:szCs w:val="20"/>
+              </w:rPr>
+            </w:pPr>
+            <w:r>
+              <w:rPr>
+                <w:rFonts w:ascii="Arial Nova Cond" w:hAnsi="Arial Nova Cond" w:cs="Arial"/>
+                <w:color w:val="000000"/>
+                <w:kern w:val="0"/>
+                <w:sz w:val="20"/>
+                <w:szCs w:val="20"/>
+              </w:rPr>
+              <w:t>{{producto1}}</w:t>
             </w:r>
           </w:p>
         </w:tc>
@@ -8049,7 +8290,7 @@
         </w:trPr>
         <w:tc>
           <w:tcPr>
-            <w:tcW w:w="875" w:type="dxa"/>
+            <w:tcW w:w="818" w:type="dxa"/>
             <w:vMerge/>
             <w:vAlign w:val="center"/>
           </w:tcPr>
@@ -8077,7 +8318,7 @@
         </w:tc>
         <w:tc>
           <w:tcPr>
-            <w:tcW w:w="1095" w:type="dxa"/>
+            <w:tcW w:w="1018" w:type="dxa"/>
             <w:vAlign w:val="center"/>
           </w:tcPr>
           <w:p>
@@ -8109,39 +8350,13 @@
                 <w:szCs w:val="20"/>
                 <w:lang w:val="es-ES_tradnl"/>
               </w:rPr>
-              <w:t>U 1</w:t>
-            </w:r>
-          </w:p>
-        </w:tc>
-        <w:tc>
-          <w:tcPr>
-            <w:tcW w:w="1726" w:type="dxa"/>
-            <w:vAlign w:val="center"/>
-          </w:tcPr>
-          <w:p>
-            <w:pPr>
-              <w:pStyle w:val="NormalWeb"/>
-              <w:jc w:val="both"/>
-              <w:rPr>
-                <w:rFonts w:ascii="Arial Nova Cond" w:hAnsi="Arial Nova Cond"/>
-                <w:sz w:val="20"/>
-                <w:szCs w:val="20"/>
-              </w:rPr>
-            </w:pPr>
-            <w:r>
-              <w:rPr>
-                <w:rFonts w:ascii="Arial Nova Cond" w:eastAsia="Calibri" w:hAnsi="Arial Nova Cond"/>
-                <w:sz w:val="20"/>
-                <w:szCs w:val="20"/>
-                <w:lang w:val="es-ES_tradnl"/>
-              </w:rPr>
-              <w:t>{{problemapotencialidad1}}</w:t>
-            </w:r>
-          </w:p>
-        </w:tc>
-        <w:tc>
-          <w:tcPr>
-            <w:tcW w:w="6169" w:type="dxa"/>
+              <w:t>U 2</w:t>
+            </w:r>
+          </w:p>
+        </w:tc>
+        <w:tc>
+          <w:tcPr>
+            <w:tcW w:w="5379" w:type="dxa"/>
             <w:vAlign w:val="center"/>
           </w:tcPr>
           <w:p>
@@ -8169,13 +8384,13 @@
                 <w:szCs w:val="20"/>
                 <w:lang w:val="es-ES_tradnl"/>
               </w:rPr>
-              <w:t>{{situacionsignificativa1}}</w:t>
-            </w:r>
-          </w:p>
-        </w:tc>
-        <w:tc>
-          <w:tcPr>
-            <w:tcW w:w="2015" w:type="dxa"/>
+              <w:t>{{situacionsignificativa2}}</w:t>
+            </w:r>
+          </w:p>
+        </w:tc>
+        <w:tc>
+          <w:tcPr>
+            <w:tcW w:w="1984" w:type="dxa"/>
             <w:vAlign w:val="center"/>
           </w:tcPr>
           <w:p>
@@ -8186,7 +8401,7 @@
               <w:jc w:val="center"/>
               <w:rPr>
                 <w:rFonts w:ascii="Arial Nova Cond" w:hAnsi="Arial Nova Cond" w:cs="Arial"/>
-                <w:color w:val="000000" w:themeColor="text1"/>
+                <w:color w:val="000000"/>
                 <w:kern w:val="0"/>
                 <w:sz w:val="20"/>
                 <w:szCs w:val="20"/>
@@ -8200,13 +8415,13 @@
                 <w:sz w:val="20"/>
                 <w:szCs w:val="20"/>
               </w:rPr>
-              <w:t>{{titulosituacionsignificativa1}}</w:t>
-            </w:r>
-          </w:p>
-        </w:tc>
-        <w:tc>
-          <w:tcPr>
-            <w:tcW w:w="1634" w:type="dxa"/>
+              <w:t>{{titulosituacionsignificativa2}}</w:t>
+            </w:r>
+          </w:p>
+        </w:tc>
+        <w:tc>
+          <w:tcPr>
+            <w:tcW w:w="2693" w:type="dxa"/>
             <w:vAlign w:val="center"/>
           </w:tcPr>
           <w:p>
@@ -8231,13 +8446,13 @@
                 <w:sz w:val="20"/>
                 <w:szCs w:val="20"/>
               </w:rPr>
-              <w:t>{{competencias1}}</w:t>
-            </w:r>
-          </w:p>
-        </w:tc>
-        <w:tc>
-          <w:tcPr>
-            <w:tcW w:w="1337" w:type="dxa"/>
+              <w:t>{{campotematico2}}</w:t>
+            </w:r>
+          </w:p>
+        </w:tc>
+        <w:tc>
+          <w:tcPr>
+            <w:tcW w:w="1560" w:type="dxa"/>
             <w:vAlign w:val="center"/>
           </w:tcPr>
           <w:p>
@@ -8245,7 +8460,7 @@
               <w:autoSpaceDE w:val="0"/>
               <w:autoSpaceDN w:val="0"/>
               <w:adjustRightInd w:val="0"/>
-              <w:jc w:val="center"/>
+              <w:jc w:val="both"/>
               <w:rPr>
                 <w:rFonts w:ascii="Arial Nova Cond" w:hAnsi="Arial Nova Cond" w:cs="Arial"/>
                 <w:color w:val="000000"/>
@@ -8262,7 +8477,38 @@
                 <w:sz w:val="20"/>
                 <w:szCs w:val="20"/>
               </w:rPr>
-              <w:t>{{producto1}}</w:t>
+              <w:t>{{competencias2}}</w:t>
+            </w:r>
+          </w:p>
+        </w:tc>
+        <w:tc>
+          <w:tcPr>
+            <w:tcW w:w="1399" w:type="dxa"/>
+            <w:vAlign w:val="center"/>
+          </w:tcPr>
+          <w:p>
+            <w:pPr>
+              <w:autoSpaceDE w:val="0"/>
+              <w:autoSpaceDN w:val="0"/>
+              <w:adjustRightInd w:val="0"/>
+              <w:jc w:val="both"/>
+              <w:rPr>
+                <w:rFonts w:ascii="Arial Nova Cond" w:hAnsi="Arial Nova Cond" w:cs="Arial"/>
+                <w:color w:val="000000"/>
+                <w:kern w:val="0"/>
+                <w:sz w:val="20"/>
+                <w:szCs w:val="20"/>
+              </w:rPr>
+            </w:pPr>
+            <w:r>
+              <w:rPr>
+                <w:rFonts w:ascii="Arial Nova Cond" w:hAnsi="Arial Nova Cond" w:cs="Arial"/>
+                <w:color w:val="000000"/>
+                <w:kern w:val="0"/>
+                <w:sz w:val="20"/>
+                <w:szCs w:val="20"/>
+              </w:rPr>
+              <w:t>{{producto2}}</w:t>
             </w:r>
           </w:p>
         </w:tc>
@@ -8274,8 +8520,8 @@
         </w:trPr>
         <w:tc>
           <w:tcPr>
-            <w:tcW w:w="875" w:type="dxa"/>
-            <w:vMerge/>
+            <w:tcW w:w="818" w:type="dxa"/>
+            <w:vMerge w:val="restart"/>
             <w:vAlign w:val="center"/>
           </w:tcPr>
           <w:p>
@@ -8298,11 +8544,22 @@
                 <w:lang w:val="es-ES_tradnl"/>
               </w:rPr>
             </w:pPr>
-          </w:p>
-        </w:tc>
-        <w:tc>
-          <w:tcPr>
-            <w:tcW w:w="1095" w:type="dxa"/>
+            <w:r>
+              <w:rPr>
+                <w:rFonts w:ascii="Arial Nova Cond" w:eastAsia="Calibri" w:hAnsi="Arial Nova Cond" w:cs="Times New Roman"/>
+                <w:b/>
+                <w:bCs/>
+                <w:sz w:val="20"/>
+                <w:szCs w:val="20"/>
+                <w:lang w:val="es-ES_tradnl"/>
+              </w:rPr>
+              <w:t>II</w:t>
+            </w:r>
+          </w:p>
+        </w:tc>
+        <w:tc>
+          <w:tcPr>
+            <w:tcW w:w="1018" w:type="dxa"/>
             <w:vAlign w:val="center"/>
           </w:tcPr>
           <w:p>
@@ -8334,39 +8591,13 @@
                 <w:szCs w:val="20"/>
                 <w:lang w:val="es-ES_tradnl"/>
               </w:rPr>
-              <w:t>U 2</w:t>
-            </w:r>
-          </w:p>
-        </w:tc>
-        <w:tc>
-          <w:tcPr>
-            <w:tcW w:w="1726" w:type="dxa"/>
-            <w:vAlign w:val="center"/>
-          </w:tcPr>
-          <w:p>
-            <w:pPr>
-              <w:pStyle w:val="NormalWeb"/>
-              <w:jc w:val="both"/>
-              <w:rPr>
-                <w:rFonts w:ascii="Arial Nova Cond" w:eastAsia="Calibri" w:hAnsi="Arial Nova Cond"/>
-                <w:sz w:val="20"/>
-                <w:szCs w:val="20"/>
-              </w:rPr>
-            </w:pPr>
-            <w:r>
-              <w:rPr>
-                <w:rFonts w:ascii="Arial Nova Cond" w:eastAsia="Calibri" w:hAnsi="Arial Nova Cond"/>
-                <w:sz w:val="20"/>
-                <w:szCs w:val="20"/>
-                <w:lang w:val="es-ES_tradnl"/>
-              </w:rPr>
-              <w:t>{{problemapotencialidad2}}</w:t>
-            </w:r>
-          </w:p>
-        </w:tc>
-        <w:tc>
-          <w:tcPr>
-            <w:tcW w:w="6169" w:type="dxa"/>
+              <w:t>U 3</w:t>
+            </w:r>
+          </w:p>
+        </w:tc>
+        <w:tc>
+          <w:tcPr>
+            <w:tcW w:w="5379" w:type="dxa"/>
             <w:vAlign w:val="center"/>
           </w:tcPr>
           <w:p>
@@ -8382,6 +8613,7 @@
               <w:jc w:val="both"/>
               <w:rPr>
                 <w:rFonts w:ascii="Arial Nova Cond" w:eastAsia="Calibri" w:hAnsi="Arial Nova Cond" w:cs="Times New Roman"/>
+                <w:color w:val="000000" w:themeColor="text1"/>
                 <w:sz w:val="20"/>
                 <w:szCs w:val="20"/>
                 <w:lang w:val="es-ES_tradnl"/>
@@ -8394,13 +8626,13 @@
                 <w:szCs w:val="20"/>
                 <w:lang w:val="es-ES_tradnl"/>
               </w:rPr>
-              <w:t>{{situacionsignificativa2}}</w:t>
-            </w:r>
-          </w:p>
-        </w:tc>
-        <w:tc>
-          <w:tcPr>
-            <w:tcW w:w="2015" w:type="dxa"/>
+              <w:t>{{situacionsignificativa3}}</w:t>
+            </w:r>
+          </w:p>
+        </w:tc>
+        <w:tc>
+          <w:tcPr>
+            <w:tcW w:w="1984" w:type="dxa"/>
             <w:vAlign w:val="center"/>
           </w:tcPr>
           <w:p>
@@ -8411,7 +8643,7 @@
               <w:jc w:val="center"/>
               <w:rPr>
                 <w:rFonts w:ascii="Arial Nova Cond" w:hAnsi="Arial Nova Cond" w:cs="Arial"/>
-                <w:color w:val="000000"/>
+                <w:color w:val="215E99" w:themeColor="text2" w:themeTint="BF"/>
                 <w:kern w:val="0"/>
                 <w:sz w:val="20"/>
                 <w:szCs w:val="20"/>
@@ -8425,13 +8657,13 @@
                 <w:sz w:val="20"/>
                 <w:szCs w:val="20"/>
               </w:rPr>
-              <w:t>{{titulosituacionsignificativa2}}</w:t>
-            </w:r>
-          </w:p>
-        </w:tc>
-        <w:tc>
-          <w:tcPr>
-            <w:tcW w:w="1634" w:type="dxa"/>
+              <w:t>{{titulosituacionsignificativa3}}</w:t>
+            </w:r>
+          </w:p>
+        </w:tc>
+        <w:tc>
+          <w:tcPr>
+            <w:tcW w:w="2693" w:type="dxa"/>
             <w:vAlign w:val="center"/>
           </w:tcPr>
           <w:p>
@@ -8456,13 +8688,13 @@
                 <w:sz w:val="20"/>
                 <w:szCs w:val="20"/>
               </w:rPr>
-              <w:t>{{competencias2}}</w:t>
-            </w:r>
-          </w:p>
-        </w:tc>
-        <w:tc>
-          <w:tcPr>
-            <w:tcW w:w="1337" w:type="dxa"/>
+              <w:t>{{campotematico3}}</w:t>
+            </w:r>
+          </w:p>
+        </w:tc>
+        <w:tc>
+          <w:tcPr>
+            <w:tcW w:w="1560" w:type="dxa"/>
             <w:vAlign w:val="center"/>
           </w:tcPr>
           <w:p>
@@ -8470,7 +8702,7 @@
               <w:autoSpaceDE w:val="0"/>
               <w:autoSpaceDN w:val="0"/>
               <w:adjustRightInd w:val="0"/>
-              <w:jc w:val="center"/>
+              <w:jc w:val="both"/>
               <w:rPr>
                 <w:rFonts w:ascii="Arial Nova Cond" w:hAnsi="Arial Nova Cond" w:cs="Arial"/>
                 <w:color w:val="000000"/>
@@ -8487,7 +8719,38 @@
                 <w:sz w:val="20"/>
                 <w:szCs w:val="20"/>
               </w:rPr>
-              <w:t>{{producto2}}</w:t>
+              <w:t>{{competencias3}}</w:t>
+            </w:r>
+          </w:p>
+        </w:tc>
+        <w:tc>
+          <w:tcPr>
+            <w:tcW w:w="1399" w:type="dxa"/>
+            <w:vAlign w:val="center"/>
+          </w:tcPr>
+          <w:p>
+            <w:pPr>
+              <w:autoSpaceDE w:val="0"/>
+              <w:autoSpaceDN w:val="0"/>
+              <w:adjustRightInd w:val="0"/>
+              <w:jc w:val="both"/>
+              <w:rPr>
+                <w:rFonts w:ascii="Arial Nova Cond" w:hAnsi="Arial Nova Cond" w:cs="Arial"/>
+                <w:color w:val="000000"/>
+                <w:kern w:val="0"/>
+                <w:sz w:val="20"/>
+                <w:szCs w:val="20"/>
+              </w:rPr>
+            </w:pPr>
+            <w:r>
+              <w:rPr>
+                <w:rFonts w:ascii="Arial Nova Cond" w:hAnsi="Arial Nova Cond" w:cs="Arial"/>
+                <w:color w:val="000000"/>
+                <w:kern w:val="0"/>
+                <w:sz w:val="20"/>
+                <w:szCs w:val="20"/>
+              </w:rPr>
+              <w:t>{{producto3}}</w:t>
             </w:r>
           </w:p>
         </w:tc>
@@ -8499,8 +8762,8 @@
         </w:trPr>
         <w:tc>
           <w:tcPr>
-            <w:tcW w:w="875" w:type="dxa"/>
-            <w:vMerge w:val="restart"/>
+            <w:tcW w:w="818" w:type="dxa"/>
+            <w:vMerge/>
             <w:vAlign w:val="center"/>
           </w:tcPr>
           <w:p>
@@ -8523,22 +8786,11 @@
                 <w:lang w:val="es-ES_tradnl"/>
               </w:rPr>
             </w:pPr>
-            <w:r>
-              <w:rPr>
-                <w:rFonts w:ascii="Arial Nova Cond" w:eastAsia="Calibri" w:hAnsi="Arial Nova Cond" w:cs="Times New Roman"/>
-                <w:b/>
-                <w:bCs/>
-                <w:sz w:val="20"/>
-                <w:szCs w:val="20"/>
-                <w:lang w:val="es-ES_tradnl"/>
-              </w:rPr>
-              <w:t>II</w:t>
-            </w:r>
-          </w:p>
-        </w:tc>
-        <w:tc>
-          <w:tcPr>
-            <w:tcW w:w="1095" w:type="dxa"/>
+          </w:p>
+        </w:tc>
+        <w:tc>
+          <w:tcPr>
+            <w:tcW w:w="1018" w:type="dxa"/>
             <w:vAlign w:val="center"/>
           </w:tcPr>
           <w:p>
@@ -8570,39 +8822,13 @@
                 <w:szCs w:val="20"/>
                 <w:lang w:val="es-ES_tradnl"/>
               </w:rPr>
-              <w:t>U 3</w:t>
-            </w:r>
-          </w:p>
-        </w:tc>
-        <w:tc>
-          <w:tcPr>
-            <w:tcW w:w="1726" w:type="dxa"/>
-            <w:vAlign w:val="center"/>
-          </w:tcPr>
-          <w:p>
-            <w:pPr>
-              <w:pStyle w:val="Sinespaciado"/>
-              <w:jc w:val="both"/>
-              <w:rPr>
-                <w:rFonts w:ascii="Arial Nova Cond" w:eastAsia="Times New Roman" w:hAnsi="Arial Nova Cond" w:cs="Times New Roman"/>
-                <w:sz w:val="20"/>
-                <w:szCs w:val="20"/>
-              </w:rPr>
-            </w:pPr>
-            <w:r>
-              <w:rPr>
-                <w:rFonts w:ascii="Arial Nova Cond" w:eastAsia="Calibri" w:hAnsi="Arial Nova Cond" w:cs="Times New Roman"/>
-                <w:sz w:val="20"/>
-                <w:szCs w:val="20"/>
-                <w:lang w:val="es-ES_tradnl"/>
-              </w:rPr>
-              <w:t>{{problemapotencialidad3}}</w:t>
-            </w:r>
-          </w:p>
-        </w:tc>
-        <w:tc>
-          <w:tcPr>
-            <w:tcW w:w="6169" w:type="dxa"/>
+              <w:t>U 4</w:t>
+            </w:r>
+          </w:p>
+        </w:tc>
+        <w:tc>
+          <w:tcPr>
+            <w:tcW w:w="5379" w:type="dxa"/>
             <w:vAlign w:val="center"/>
           </w:tcPr>
           <w:p>
@@ -8631,13 +8857,13 @@
                 <w:szCs w:val="20"/>
                 <w:lang w:val="es-ES_tradnl"/>
               </w:rPr>
-              <w:t>{{situacionsignificativa3}}</w:t>
-            </w:r>
-          </w:p>
-        </w:tc>
-        <w:tc>
-          <w:tcPr>
-            <w:tcW w:w="2015" w:type="dxa"/>
+              <w:t>{{situacionsignificativa4}}</w:t>
+            </w:r>
+          </w:p>
+        </w:tc>
+        <w:tc>
+          <w:tcPr>
+            <w:tcW w:w="1984" w:type="dxa"/>
             <w:vAlign w:val="center"/>
           </w:tcPr>
           <w:p>
@@ -8648,7 +8874,7 @@
               <w:jc w:val="center"/>
               <w:rPr>
                 <w:rFonts w:ascii="Arial Nova Cond" w:hAnsi="Arial Nova Cond" w:cs="Arial"/>
-                <w:color w:val="215E99" w:themeColor="text2" w:themeTint="BF"/>
+                <w:color w:val="000000" w:themeColor="text1"/>
                 <w:kern w:val="0"/>
                 <w:sz w:val="20"/>
                 <w:szCs w:val="20"/>
@@ -8662,13 +8888,13 @@
                 <w:sz w:val="20"/>
                 <w:szCs w:val="20"/>
               </w:rPr>
-              <w:t>{{titulosituacionsignificativa3}}</w:t>
-            </w:r>
-          </w:p>
-        </w:tc>
-        <w:tc>
-          <w:tcPr>
-            <w:tcW w:w="1634" w:type="dxa"/>
+              <w:t>{{titulosituacionsignificativa4}}</w:t>
+            </w:r>
+          </w:p>
+        </w:tc>
+        <w:tc>
+          <w:tcPr>
+            <w:tcW w:w="2693" w:type="dxa"/>
             <w:vAlign w:val="center"/>
           </w:tcPr>
           <w:p>
@@ -8693,13 +8919,13 @@
                 <w:sz w:val="20"/>
                 <w:szCs w:val="20"/>
               </w:rPr>
-              <w:t>{{competencias3}}</w:t>
-            </w:r>
-          </w:p>
-        </w:tc>
-        <w:tc>
-          <w:tcPr>
-            <w:tcW w:w="1337" w:type="dxa"/>
+              <w:t>{{campotematico4}}</w:t>
+            </w:r>
+          </w:p>
+        </w:tc>
+        <w:tc>
+          <w:tcPr>
+            <w:tcW w:w="1560" w:type="dxa"/>
             <w:vAlign w:val="center"/>
           </w:tcPr>
           <w:p>
@@ -8707,7 +8933,7 @@
               <w:autoSpaceDE w:val="0"/>
               <w:autoSpaceDN w:val="0"/>
               <w:adjustRightInd w:val="0"/>
-              <w:jc w:val="center"/>
+              <w:jc w:val="both"/>
               <w:rPr>
                 <w:rFonts w:ascii="Arial Nova Cond" w:hAnsi="Arial Nova Cond" w:cs="Arial"/>
                 <w:color w:val="000000"/>
@@ -8724,7 +8950,38 @@
                 <w:sz w:val="20"/>
                 <w:szCs w:val="20"/>
               </w:rPr>
-              <w:t>{{producto3}}</w:t>
+              <w:t>{{competencias4}}</w:t>
+            </w:r>
+          </w:p>
+        </w:tc>
+        <w:tc>
+          <w:tcPr>
+            <w:tcW w:w="1399" w:type="dxa"/>
+            <w:vAlign w:val="center"/>
+          </w:tcPr>
+          <w:p>
+            <w:pPr>
+              <w:autoSpaceDE w:val="0"/>
+              <w:autoSpaceDN w:val="0"/>
+              <w:adjustRightInd w:val="0"/>
+              <w:jc w:val="both"/>
+              <w:rPr>
+                <w:rFonts w:ascii="Arial Nova Cond" w:hAnsi="Arial Nova Cond" w:cs="Arial"/>
+                <w:color w:val="000000"/>
+                <w:kern w:val="0"/>
+                <w:sz w:val="20"/>
+                <w:szCs w:val="20"/>
+              </w:rPr>
+            </w:pPr>
+            <w:r>
+              <w:rPr>
+                <w:rFonts w:ascii="Arial Nova Cond" w:hAnsi="Arial Nova Cond" w:cs="Arial"/>
+                <w:color w:val="000000"/>
+                <w:kern w:val="0"/>
+                <w:sz w:val="20"/>
+                <w:szCs w:val="20"/>
+              </w:rPr>
+              <w:t>{{producto4}}</w:t>
             </w:r>
           </w:p>
         </w:tc>
@@ -8736,8 +8993,8 @@
         </w:trPr>
         <w:tc>
           <w:tcPr>
-            <w:tcW w:w="875" w:type="dxa"/>
-            <w:vMerge/>
+            <w:tcW w:w="818" w:type="dxa"/>
+            <w:vMerge w:val="restart"/>
             <w:vAlign w:val="center"/>
           </w:tcPr>
           <w:p>
@@ -8760,11 +9017,22 @@
                 <w:lang w:val="es-ES_tradnl"/>
               </w:rPr>
             </w:pPr>
-          </w:p>
-        </w:tc>
-        <w:tc>
-          <w:tcPr>
-            <w:tcW w:w="1095" w:type="dxa"/>
+            <w:r>
+              <w:rPr>
+                <w:rFonts w:ascii="Arial Nova Cond" w:eastAsia="Calibri" w:hAnsi="Arial Nova Cond" w:cs="Times New Roman"/>
+                <w:b/>
+                <w:bCs/>
+                <w:sz w:val="20"/>
+                <w:szCs w:val="20"/>
+                <w:lang w:val="es-ES_tradnl"/>
+              </w:rPr>
+              <w:t>III</w:t>
+            </w:r>
+          </w:p>
+        </w:tc>
+        <w:tc>
+          <w:tcPr>
+            <w:tcW w:w="1018" w:type="dxa"/>
             <w:vAlign w:val="center"/>
           </w:tcPr>
           <w:p>
@@ -8796,39 +9064,13 @@
                 <w:szCs w:val="20"/>
                 <w:lang w:val="es-ES_tradnl"/>
               </w:rPr>
-              <w:t>U 4</w:t>
-            </w:r>
-          </w:p>
-        </w:tc>
-        <w:tc>
-          <w:tcPr>
-            <w:tcW w:w="1726" w:type="dxa"/>
-            <w:vAlign w:val="center"/>
-          </w:tcPr>
-          <w:p>
-            <w:pPr>
-              <w:pStyle w:val="Sinespaciado"/>
-              <w:jc w:val="both"/>
-              <w:rPr>
-                <w:rFonts w:ascii="Arial Nova Cond" w:hAnsi="Arial Nova Cond"/>
-                <w:sz w:val="20"/>
-                <w:szCs w:val="20"/>
-              </w:rPr>
-            </w:pPr>
-            <w:r>
-              <w:rPr>
-                <w:rFonts w:ascii="Arial Nova Cond" w:eastAsia="Calibri" w:hAnsi="Arial Nova Cond" w:cs="Times New Roman"/>
-                <w:sz w:val="20"/>
-                <w:szCs w:val="20"/>
-                <w:lang w:val="es-ES_tradnl"/>
-              </w:rPr>
-              <w:t>{{problemapotencialidad4}}</w:t>
-            </w:r>
-          </w:p>
-        </w:tc>
-        <w:tc>
-          <w:tcPr>
-            <w:tcW w:w="6169" w:type="dxa"/>
+              <w:t>U 5</w:t>
+            </w:r>
+          </w:p>
+        </w:tc>
+        <w:tc>
+          <w:tcPr>
+            <w:tcW w:w="5379" w:type="dxa"/>
             <w:vAlign w:val="center"/>
           </w:tcPr>
           <w:p>
@@ -8857,13 +9099,13 @@
                 <w:szCs w:val="20"/>
                 <w:lang w:val="es-ES_tradnl"/>
               </w:rPr>
-              <w:t>{{situacionsignificativa4}}</w:t>
-            </w:r>
-          </w:p>
-        </w:tc>
-        <w:tc>
-          <w:tcPr>
-            <w:tcW w:w="2015" w:type="dxa"/>
+              <w:t xml:space="preserve">{{situacionsignificativa5}} </w:t>
+            </w:r>
+          </w:p>
+        </w:tc>
+        <w:tc>
+          <w:tcPr>
+            <w:tcW w:w="1984" w:type="dxa"/>
             <w:vAlign w:val="center"/>
           </w:tcPr>
           <w:p>
@@ -8888,13 +9130,13 @@
                 <w:sz w:val="20"/>
                 <w:szCs w:val="20"/>
               </w:rPr>
-              <w:t>{{titulosituacionsignificativa4}}</w:t>
-            </w:r>
-          </w:p>
-        </w:tc>
-        <w:tc>
-          <w:tcPr>
-            <w:tcW w:w="1634" w:type="dxa"/>
+              <w:t>{{titulosituacionsignificativa5}}</w:t>
+            </w:r>
+          </w:p>
+        </w:tc>
+        <w:tc>
+          <w:tcPr>
+            <w:tcW w:w="2693" w:type="dxa"/>
             <w:vAlign w:val="center"/>
           </w:tcPr>
           <w:p>
@@ -8919,13 +9161,13 @@
                 <w:sz w:val="20"/>
                 <w:szCs w:val="20"/>
               </w:rPr>
-              <w:t>{{competencias4}}</w:t>
-            </w:r>
-          </w:p>
-        </w:tc>
-        <w:tc>
-          <w:tcPr>
-            <w:tcW w:w="1337" w:type="dxa"/>
+              <w:t>{{campotematico5}}</w:t>
+            </w:r>
+          </w:p>
+        </w:tc>
+        <w:tc>
+          <w:tcPr>
+            <w:tcW w:w="1560" w:type="dxa"/>
             <w:vAlign w:val="center"/>
           </w:tcPr>
           <w:p>
@@ -8933,7 +9175,7 @@
               <w:autoSpaceDE w:val="0"/>
               <w:autoSpaceDN w:val="0"/>
               <w:adjustRightInd w:val="0"/>
-              <w:jc w:val="center"/>
+              <w:jc w:val="both"/>
               <w:rPr>
                 <w:rFonts w:ascii="Arial Nova Cond" w:hAnsi="Arial Nova Cond" w:cs="Arial"/>
                 <w:color w:val="000000"/>
@@ -8950,7 +9192,38 @@
                 <w:sz w:val="20"/>
                 <w:szCs w:val="20"/>
               </w:rPr>
-              <w:t>{{producto4}}</w:t>
+              <w:t>{{competencias5}}</w:t>
+            </w:r>
+          </w:p>
+        </w:tc>
+        <w:tc>
+          <w:tcPr>
+            <w:tcW w:w="1399" w:type="dxa"/>
+            <w:vAlign w:val="center"/>
+          </w:tcPr>
+          <w:p>
+            <w:pPr>
+              <w:autoSpaceDE w:val="0"/>
+              <w:autoSpaceDN w:val="0"/>
+              <w:adjustRightInd w:val="0"/>
+              <w:jc w:val="both"/>
+              <w:rPr>
+                <w:rFonts w:ascii="Arial Nova Cond" w:hAnsi="Arial Nova Cond" w:cs="Arial"/>
+                <w:color w:val="000000"/>
+                <w:kern w:val="0"/>
+                <w:sz w:val="20"/>
+                <w:szCs w:val="20"/>
+              </w:rPr>
+            </w:pPr>
+            <w:r>
+              <w:rPr>
+                <w:rFonts w:ascii="Arial Nova Cond" w:hAnsi="Arial Nova Cond" w:cs="Arial"/>
+                <w:color w:val="000000"/>
+                <w:kern w:val="0"/>
+                <w:sz w:val="20"/>
+                <w:szCs w:val="20"/>
+              </w:rPr>
+              <w:t>{{producto5}}</w:t>
             </w:r>
           </w:p>
         </w:tc>
@@ -8962,8 +9235,8 @@
         </w:trPr>
         <w:tc>
           <w:tcPr>
-            <w:tcW w:w="875" w:type="dxa"/>
-            <w:vMerge w:val="restart"/>
+            <w:tcW w:w="818" w:type="dxa"/>
+            <w:vMerge/>
             <w:vAlign w:val="center"/>
           </w:tcPr>
           <w:p>
@@ -8986,22 +9259,11 @@
                 <w:lang w:val="es-ES_tradnl"/>
               </w:rPr>
             </w:pPr>
-            <w:r>
-              <w:rPr>
-                <w:rFonts w:ascii="Arial Nova Cond" w:eastAsia="Calibri" w:hAnsi="Arial Nova Cond" w:cs="Times New Roman"/>
-                <w:b/>
-                <w:bCs/>
-                <w:sz w:val="20"/>
-                <w:szCs w:val="20"/>
-                <w:lang w:val="es-ES_tradnl"/>
-              </w:rPr>
-              <w:t>III</w:t>
-            </w:r>
-          </w:p>
-        </w:tc>
-        <w:tc>
-          <w:tcPr>
-            <w:tcW w:w="1095" w:type="dxa"/>
+          </w:p>
+        </w:tc>
+        <w:tc>
+          <w:tcPr>
+            <w:tcW w:w="1018" w:type="dxa"/>
             <w:vAlign w:val="center"/>
           </w:tcPr>
           <w:p>
@@ -9033,40 +9295,13 @@
                 <w:szCs w:val="20"/>
                 <w:lang w:val="es-ES_tradnl"/>
               </w:rPr>
-              <w:t>U 5</w:t>
-            </w:r>
-          </w:p>
-        </w:tc>
-        <w:tc>
-          <w:tcPr>
-            <w:tcW w:w="1726" w:type="dxa"/>
-            <w:vAlign w:val="center"/>
-          </w:tcPr>
-          <w:p>
-            <w:pPr>
-              <w:pStyle w:val="Sinespaciado"/>
-              <w:jc w:val="both"/>
-              <w:rPr>
-                <w:rFonts w:ascii="Arial Nova Cond" w:hAnsi="Arial Nova Cond"/>
-                <w:color w:val="000000" w:themeColor="text1"/>
-                <w:sz w:val="20"/>
-                <w:szCs w:val="20"/>
-              </w:rPr>
-            </w:pPr>
-            <w:r>
-              <w:rPr>
-                <w:rFonts w:ascii="Arial Nova Cond" w:eastAsia="Calibri" w:hAnsi="Arial Nova Cond" w:cs="Times New Roman"/>
-                <w:sz w:val="20"/>
-                <w:szCs w:val="20"/>
-                <w:lang w:val="es-ES_tradnl"/>
-              </w:rPr>
-              <w:t>{{problemapotencialidad5}}</w:t>
-            </w:r>
-          </w:p>
-        </w:tc>
-        <w:tc>
-          <w:tcPr>
-            <w:tcW w:w="6169" w:type="dxa"/>
+              <w:t>U 6</w:t>
+            </w:r>
+          </w:p>
+        </w:tc>
+        <w:tc>
+          <w:tcPr>
+            <w:tcW w:w="5379" w:type="dxa"/>
             <w:vAlign w:val="center"/>
           </w:tcPr>
           <w:p>
@@ -9082,7 +9317,6 @@
               <w:jc w:val="both"/>
               <w:rPr>
                 <w:rFonts w:ascii="Arial Nova Cond" w:eastAsia="Calibri" w:hAnsi="Arial Nova Cond" w:cs="Times New Roman"/>
-                <w:color w:val="000000" w:themeColor="text1"/>
                 <w:sz w:val="20"/>
                 <w:szCs w:val="20"/>
                 <w:lang w:val="es-ES_tradnl"/>
@@ -9095,13 +9329,13 @@
                 <w:szCs w:val="20"/>
                 <w:lang w:val="es-ES_tradnl"/>
               </w:rPr>
-              <w:t>{{situacionsignificativa5}}</w:t>
-            </w:r>
-          </w:p>
-        </w:tc>
-        <w:tc>
-          <w:tcPr>
-            <w:tcW w:w="2015" w:type="dxa"/>
+              <w:t>{{situacionsignificativa6}}</w:t>
+            </w:r>
+          </w:p>
+        </w:tc>
+        <w:tc>
+          <w:tcPr>
+            <w:tcW w:w="1984" w:type="dxa"/>
             <w:vAlign w:val="center"/>
           </w:tcPr>
           <w:p>
@@ -9112,7 +9346,7 @@
               <w:jc w:val="center"/>
               <w:rPr>
                 <w:rFonts w:ascii="Arial Nova Cond" w:hAnsi="Arial Nova Cond" w:cs="Arial"/>
-                <w:color w:val="000000" w:themeColor="text1"/>
+                <w:color w:val="0070C0"/>
                 <w:kern w:val="0"/>
                 <w:sz w:val="20"/>
                 <w:szCs w:val="20"/>
@@ -9126,13 +9360,13 @@
                 <w:sz w:val="20"/>
                 <w:szCs w:val="20"/>
               </w:rPr>
-              <w:t>{{titulosituacionsignificativa5}}</w:t>
-            </w:r>
-          </w:p>
-        </w:tc>
-        <w:tc>
-          <w:tcPr>
-            <w:tcW w:w="1634" w:type="dxa"/>
+              <w:t>{{titulosituacionsignificativa6}}</w:t>
+            </w:r>
+          </w:p>
+        </w:tc>
+        <w:tc>
+          <w:tcPr>
+            <w:tcW w:w="2693" w:type="dxa"/>
             <w:vAlign w:val="center"/>
           </w:tcPr>
           <w:p>
@@ -9157,13 +9391,13 @@
                 <w:sz w:val="20"/>
                 <w:szCs w:val="20"/>
               </w:rPr>
-              <w:t>{{competencias5}}</w:t>
-            </w:r>
-          </w:p>
-        </w:tc>
-        <w:tc>
-          <w:tcPr>
-            <w:tcW w:w="1337" w:type="dxa"/>
+              <w:t>{{campotematico6}}</w:t>
+            </w:r>
+          </w:p>
+        </w:tc>
+        <w:tc>
+          <w:tcPr>
+            <w:tcW w:w="1560" w:type="dxa"/>
             <w:vAlign w:val="center"/>
           </w:tcPr>
           <w:p>
@@ -9171,7 +9405,7 @@
               <w:autoSpaceDE w:val="0"/>
               <w:autoSpaceDN w:val="0"/>
               <w:adjustRightInd w:val="0"/>
-              <w:jc w:val="center"/>
+              <w:jc w:val="both"/>
               <w:rPr>
                 <w:rFonts w:ascii="Arial Nova Cond" w:hAnsi="Arial Nova Cond" w:cs="Arial"/>
                 <w:color w:val="000000"/>
@@ -9188,7 +9422,38 @@
                 <w:sz w:val="20"/>
                 <w:szCs w:val="20"/>
               </w:rPr>
-              <w:t>{{producto5}}</w:t>
+              <w:t>{{competencias6}}</w:t>
+            </w:r>
+          </w:p>
+        </w:tc>
+        <w:tc>
+          <w:tcPr>
+            <w:tcW w:w="1399" w:type="dxa"/>
+            <w:vAlign w:val="center"/>
+          </w:tcPr>
+          <w:p>
+            <w:pPr>
+              <w:autoSpaceDE w:val="0"/>
+              <w:autoSpaceDN w:val="0"/>
+              <w:adjustRightInd w:val="0"/>
+              <w:jc w:val="both"/>
+              <w:rPr>
+                <w:rFonts w:ascii="Arial Nova Cond" w:hAnsi="Arial Nova Cond" w:cs="Arial"/>
+                <w:color w:val="000000"/>
+                <w:kern w:val="0"/>
+                <w:sz w:val="20"/>
+                <w:szCs w:val="20"/>
+              </w:rPr>
+            </w:pPr>
+            <w:r>
+              <w:rPr>
+                <w:rFonts w:ascii="Arial Nova Cond" w:hAnsi="Arial Nova Cond" w:cs="Arial"/>
+                <w:color w:val="000000"/>
+                <w:kern w:val="0"/>
+                <w:sz w:val="20"/>
+                <w:szCs w:val="20"/>
+              </w:rPr>
+              <w:t>{{producto6}}</w:t>
             </w:r>
           </w:p>
         </w:tc>
@@ -9200,8 +9465,8 @@
         </w:trPr>
         <w:tc>
           <w:tcPr>
-            <w:tcW w:w="875" w:type="dxa"/>
-            <w:vMerge/>
+            <w:tcW w:w="818" w:type="dxa"/>
+            <w:vMerge w:val="restart"/>
             <w:vAlign w:val="center"/>
           </w:tcPr>
           <w:p>
@@ -9224,11 +9489,22 @@
                 <w:lang w:val="es-ES_tradnl"/>
               </w:rPr>
             </w:pPr>
-          </w:p>
-        </w:tc>
-        <w:tc>
-          <w:tcPr>
-            <w:tcW w:w="1095" w:type="dxa"/>
+            <w:r>
+              <w:rPr>
+                <w:rFonts w:ascii="Arial Nova Cond" w:eastAsia="Calibri" w:hAnsi="Arial Nova Cond" w:cs="Times New Roman"/>
+                <w:b/>
+                <w:bCs/>
+                <w:sz w:val="20"/>
+                <w:szCs w:val="20"/>
+                <w:lang w:val="es-ES_tradnl"/>
+              </w:rPr>
+              <w:t>IV</w:t>
+            </w:r>
+          </w:p>
+        </w:tc>
+        <w:tc>
+          <w:tcPr>
+            <w:tcW w:w="1018" w:type="dxa"/>
             <w:vAlign w:val="center"/>
           </w:tcPr>
           <w:p>
@@ -9260,39 +9536,13 @@
                 <w:szCs w:val="20"/>
                 <w:lang w:val="es-ES_tradnl"/>
               </w:rPr>
-              <w:t>U 6</w:t>
-            </w:r>
-          </w:p>
-        </w:tc>
-        <w:tc>
-          <w:tcPr>
-            <w:tcW w:w="1726" w:type="dxa"/>
-            <w:vAlign w:val="center"/>
-          </w:tcPr>
-          <w:p>
-            <w:pPr>
-              <w:pStyle w:val="Sinespaciado"/>
-              <w:jc w:val="both"/>
-              <w:rPr>
-                <w:rFonts w:ascii="Arial Nova Cond" w:hAnsi="Arial Nova Cond"/>
-                <w:sz w:val="20"/>
-                <w:szCs w:val="20"/>
-              </w:rPr>
-            </w:pPr>
-            <w:r>
-              <w:rPr>
-                <w:rFonts w:ascii="Arial Nova Cond" w:eastAsia="Calibri" w:hAnsi="Arial Nova Cond" w:cs="Times New Roman"/>
-                <w:sz w:val="20"/>
-                <w:szCs w:val="20"/>
-                <w:lang w:val="es-ES_tradnl"/>
-              </w:rPr>
-              <w:t>{{problemapotencialidad6}}</w:t>
-            </w:r>
-          </w:p>
-        </w:tc>
-        <w:tc>
-          <w:tcPr>
-            <w:tcW w:w="6169" w:type="dxa"/>
+              <w:t>U 7</w:t>
+            </w:r>
+          </w:p>
+        </w:tc>
+        <w:tc>
+          <w:tcPr>
+            <w:tcW w:w="5379" w:type="dxa"/>
             <w:vAlign w:val="center"/>
           </w:tcPr>
           <w:p>
@@ -9307,26 +9557,26 @@
               <w:ind w:left="0"/>
               <w:jc w:val="both"/>
               <w:rPr>
+                <w:rFonts w:ascii="Arial Nova Cond" w:hAnsi="Arial Nova Cond"/>
+                <w:color w:val="000000" w:themeColor="text1"/>
+                <w:sz w:val="20"/>
+                <w:szCs w:val="20"/>
+              </w:rPr>
+            </w:pPr>
+            <w:r>
+              <w:rPr>
                 <w:rFonts w:ascii="Arial Nova Cond" w:eastAsia="Calibri" w:hAnsi="Arial Nova Cond" w:cs="Times New Roman"/>
                 <w:sz w:val="20"/>
                 <w:szCs w:val="20"/>
                 <w:lang w:val="es-ES_tradnl"/>
               </w:rPr>
-            </w:pPr>
-            <w:r>
-              <w:rPr>
-                <w:rFonts w:ascii="Arial Nova Cond" w:eastAsia="Calibri" w:hAnsi="Arial Nova Cond" w:cs="Times New Roman"/>
-                <w:sz w:val="20"/>
-                <w:szCs w:val="20"/>
-                <w:lang w:val="es-ES_tradnl"/>
-              </w:rPr>
-              <w:t>{{situacionsignificativa6}}</w:t>
-            </w:r>
-          </w:p>
-        </w:tc>
-        <w:tc>
-          <w:tcPr>
-            <w:tcW w:w="2015" w:type="dxa"/>
+              <w:t>{{situacionsignificativa7}}</w:t>
+            </w:r>
+          </w:p>
+        </w:tc>
+        <w:tc>
+          <w:tcPr>
+            <w:tcW w:w="1984" w:type="dxa"/>
             <w:vAlign w:val="center"/>
           </w:tcPr>
           <w:p>
@@ -9337,7 +9587,7 @@
               <w:jc w:val="center"/>
               <w:rPr>
                 <w:rFonts w:ascii="Arial Nova Cond" w:hAnsi="Arial Nova Cond" w:cs="Arial"/>
-                <w:color w:val="0070C0"/>
+                <w:color w:val="000000" w:themeColor="text1"/>
                 <w:kern w:val="0"/>
                 <w:sz w:val="20"/>
                 <w:szCs w:val="20"/>
@@ -9351,13 +9601,13 @@
                 <w:sz w:val="20"/>
                 <w:szCs w:val="20"/>
               </w:rPr>
-              <w:t>{{titulosituacionsignificativa6}}</w:t>
-            </w:r>
-          </w:p>
-        </w:tc>
-        <w:tc>
-          <w:tcPr>
-            <w:tcW w:w="1634" w:type="dxa"/>
+              <w:t>{{titulosituacionsignificativa7}}</w:t>
+            </w:r>
+          </w:p>
+        </w:tc>
+        <w:tc>
+          <w:tcPr>
+            <w:tcW w:w="2693" w:type="dxa"/>
             <w:vAlign w:val="center"/>
           </w:tcPr>
           <w:p>
@@ -9382,13 +9632,13 @@
                 <w:sz w:val="20"/>
                 <w:szCs w:val="20"/>
               </w:rPr>
-              <w:t>{{competencias6}}</w:t>
-            </w:r>
-          </w:p>
-        </w:tc>
-        <w:tc>
-          <w:tcPr>
-            <w:tcW w:w="1337" w:type="dxa"/>
+              <w:t>{{campotematico7}}</w:t>
+            </w:r>
+          </w:p>
+        </w:tc>
+        <w:tc>
+          <w:tcPr>
+            <w:tcW w:w="1560" w:type="dxa"/>
             <w:vAlign w:val="center"/>
           </w:tcPr>
           <w:p>
@@ -9396,7 +9646,7 @@
               <w:autoSpaceDE w:val="0"/>
               <w:autoSpaceDN w:val="0"/>
               <w:adjustRightInd w:val="0"/>
-              <w:jc w:val="center"/>
+              <w:jc w:val="both"/>
               <w:rPr>
                 <w:rFonts w:ascii="Arial Nova Cond" w:hAnsi="Arial Nova Cond" w:cs="Arial"/>
                 <w:color w:val="000000"/>
@@ -9413,7 +9663,38 @@
                 <w:sz w:val="20"/>
                 <w:szCs w:val="20"/>
               </w:rPr>
-              <w:t>{{producto6}}</w:t>
+              <w:t>{{competencias7}}</w:t>
+            </w:r>
+          </w:p>
+        </w:tc>
+        <w:tc>
+          <w:tcPr>
+            <w:tcW w:w="1399" w:type="dxa"/>
+            <w:vAlign w:val="center"/>
+          </w:tcPr>
+          <w:p>
+            <w:pPr>
+              <w:autoSpaceDE w:val="0"/>
+              <w:autoSpaceDN w:val="0"/>
+              <w:adjustRightInd w:val="0"/>
+              <w:jc w:val="both"/>
+              <w:rPr>
+                <w:rFonts w:ascii="Arial Nova Cond" w:hAnsi="Arial Nova Cond" w:cs="Arial"/>
+                <w:color w:val="000000"/>
+                <w:kern w:val="0"/>
+                <w:sz w:val="20"/>
+                <w:szCs w:val="20"/>
+              </w:rPr>
+            </w:pPr>
+            <w:r>
+              <w:rPr>
+                <w:rFonts w:ascii="Arial Nova Cond" w:hAnsi="Arial Nova Cond" w:cs="Arial"/>
+                <w:color w:val="000000"/>
+                <w:kern w:val="0"/>
+                <w:sz w:val="20"/>
+                <w:szCs w:val="20"/>
+              </w:rPr>
+              <w:t>{{producto7}}</w:t>
             </w:r>
           </w:p>
         </w:tc>
@@ -9425,8 +9706,8 @@
         </w:trPr>
         <w:tc>
           <w:tcPr>
-            <w:tcW w:w="875" w:type="dxa"/>
-            <w:vMerge w:val="restart"/>
+            <w:tcW w:w="818" w:type="dxa"/>
+            <w:vMerge/>
             <w:vAlign w:val="center"/>
           </w:tcPr>
           <w:p>
@@ -9449,22 +9730,11 @@
                 <w:lang w:val="es-ES_tradnl"/>
               </w:rPr>
             </w:pPr>
-            <w:r>
-              <w:rPr>
-                <w:rFonts w:ascii="Arial Nova Cond" w:eastAsia="Calibri" w:hAnsi="Arial Nova Cond" w:cs="Times New Roman"/>
-                <w:b/>
-                <w:bCs/>
-                <w:sz w:val="20"/>
-                <w:szCs w:val="20"/>
-                <w:lang w:val="es-ES_tradnl"/>
-              </w:rPr>
-              <w:t>IV</w:t>
-            </w:r>
-          </w:p>
-        </w:tc>
-        <w:tc>
-          <w:tcPr>
-            <w:tcW w:w="1095" w:type="dxa"/>
+          </w:p>
+        </w:tc>
+        <w:tc>
+          <w:tcPr>
+            <w:tcW w:w="1018" w:type="dxa"/>
             <w:vAlign w:val="center"/>
           </w:tcPr>
           <w:p>
@@ -9496,13 +9766,13 @@
                 <w:szCs w:val="20"/>
                 <w:lang w:val="es-ES_tradnl"/>
               </w:rPr>
-              <w:t>U 7</w:t>
-            </w:r>
-          </w:p>
-        </w:tc>
-        <w:tc>
-          <w:tcPr>
-            <w:tcW w:w="1726" w:type="dxa"/>
+              <w:t>U 8</w:t>
+            </w:r>
+          </w:p>
+        </w:tc>
+        <w:tc>
+          <w:tcPr>
+            <w:tcW w:w="5379" w:type="dxa"/>
             <w:vAlign w:val="center"/>
           </w:tcPr>
           <w:p>
@@ -9515,6 +9785,7 @@
               </w:tabs>
               <w:spacing w:line="276" w:lineRule="auto"/>
               <w:ind w:left="0"/>
+              <w:jc w:val="both"/>
               <w:rPr>
                 <w:rFonts w:ascii="Arial Nova Cond" w:eastAsia="Calibri" w:hAnsi="Arial Nova Cond" w:cs="Times New Roman"/>
                 <w:color w:val="000000" w:themeColor="text1"/>
@@ -9530,47 +9801,13 @@
                 <w:szCs w:val="20"/>
                 <w:lang w:val="es-ES_tradnl"/>
               </w:rPr>
-              <w:t>{{problemapotencialidad7}}</w:t>
-            </w:r>
-          </w:p>
-        </w:tc>
-        <w:tc>
-          <w:tcPr>
-            <w:tcW w:w="6169" w:type="dxa"/>
-            <w:vAlign w:val="center"/>
-          </w:tcPr>
-          <w:p>
-            <w:pPr>
-              <w:pStyle w:val="Prrafodelista"/>
-              <w:tabs>
-                <w:tab w:val="left" w:pos="0"/>
-                <w:tab w:val="left" w:pos="142"/>
-                <w:tab w:val="left" w:pos="284"/>
-              </w:tabs>
-              <w:spacing w:line="276" w:lineRule="auto"/>
-              <w:ind w:left="0"/>
-              <w:jc w:val="both"/>
-              <w:rPr>
-                <w:rFonts w:ascii="Arial Nova Cond" w:hAnsi="Arial Nova Cond"/>
-                <w:color w:val="000000" w:themeColor="text1"/>
-                <w:sz w:val="20"/>
-                <w:szCs w:val="20"/>
-              </w:rPr>
-            </w:pPr>
-            <w:r>
-              <w:rPr>
-                <w:rFonts w:ascii="Arial Nova Cond" w:eastAsia="Calibri" w:hAnsi="Arial Nova Cond" w:cs="Times New Roman"/>
-                <w:sz w:val="20"/>
-                <w:szCs w:val="20"/>
-                <w:lang w:val="es-ES_tradnl"/>
-              </w:rPr>
-              <w:t>{{situacionsignificativa7}}</w:t>
-            </w:r>
-          </w:p>
-        </w:tc>
-        <w:tc>
-          <w:tcPr>
-            <w:tcW w:w="2015" w:type="dxa"/>
+              <w:t>{{situacionsignificativa8}}</w:t>
+            </w:r>
+          </w:p>
+        </w:tc>
+        <w:tc>
+          <w:tcPr>
+            <w:tcW w:w="1984" w:type="dxa"/>
             <w:vAlign w:val="center"/>
           </w:tcPr>
           <w:p>
@@ -9580,11 +9817,10 @@
               <w:adjustRightInd w:val="0"/>
               <w:jc w:val="center"/>
               <w:rPr>
-                <w:rFonts w:ascii="Arial Nova Cond" w:hAnsi="Arial Nova Cond" w:cs="Arial"/>
-                <w:color w:val="000000" w:themeColor="text1"/>
-                <w:kern w:val="0"/>
-                <w:sz w:val="20"/>
-                <w:szCs w:val="20"/>
+                <w:rFonts w:ascii="Arial Nova Cond" w:eastAsia="Calibri" w:hAnsi="Arial Nova Cond" w:cs="Times New Roman"/>
+                <w:sz w:val="20"/>
+                <w:szCs w:val="20"/>
+                <w:lang w:val="es-ES_tradnl"/>
               </w:rPr>
             </w:pPr>
             <w:r>
@@ -9595,13 +9831,13 @@
                 <w:sz w:val="20"/>
                 <w:szCs w:val="20"/>
               </w:rPr>
-              <w:t>{{titulosituacionsignificativa7}}</w:t>
-            </w:r>
-          </w:p>
-        </w:tc>
-        <w:tc>
-          <w:tcPr>
-            <w:tcW w:w="1634" w:type="dxa"/>
+              <w:t>{{titulosituacionsignificativa8}}</w:t>
+            </w:r>
+          </w:p>
+        </w:tc>
+        <w:tc>
+          <w:tcPr>
+            <w:tcW w:w="2693" w:type="dxa"/>
             <w:vAlign w:val="center"/>
           </w:tcPr>
           <w:p>
@@ -9626,215 +9862,13 @@
                 <w:sz w:val="20"/>
                 <w:szCs w:val="20"/>
               </w:rPr>
-              <w:t>{{competencias7}}</w:t>
-            </w:r>
-          </w:p>
-        </w:tc>
-        <w:tc>
-          <w:tcPr>
-            <w:tcW w:w="1337" w:type="dxa"/>
-            <w:vAlign w:val="center"/>
-          </w:tcPr>
-          <w:p>
-            <w:pPr>
-              <w:autoSpaceDE w:val="0"/>
-              <w:autoSpaceDN w:val="0"/>
-              <w:adjustRightInd w:val="0"/>
-              <w:jc w:val="center"/>
-              <w:rPr>
-                <w:rFonts w:ascii="Arial Nova Cond" w:hAnsi="Arial Nova Cond" w:cs="Arial"/>
-                <w:color w:val="000000"/>
-                <w:kern w:val="0"/>
-                <w:sz w:val="20"/>
-                <w:szCs w:val="20"/>
-              </w:rPr>
-            </w:pPr>
-            <w:r>
-              <w:rPr>
-                <w:rFonts w:ascii="Arial Nova Cond" w:hAnsi="Arial Nova Cond" w:cs="Arial"/>
-                <w:color w:val="000000"/>
-                <w:kern w:val="0"/>
-                <w:sz w:val="20"/>
-                <w:szCs w:val="20"/>
-              </w:rPr>
-              <w:t>{{producto7}}</w:t>
-            </w:r>
-          </w:p>
-        </w:tc>
-      </w:tr>
-      <w:tr>
-        <w:trPr>
-          <w:trHeight w:val="756"/>
-          <w:jc w:val="center"/>
-        </w:trPr>
-        <w:tc>
-          <w:tcPr>
-            <w:tcW w:w="875" w:type="dxa"/>
-            <w:vMerge/>
-            <w:vAlign w:val="center"/>
-          </w:tcPr>
-          <w:p>
-            <w:pPr>
-              <w:pStyle w:val="Prrafodelista"/>
-              <w:tabs>
-                <w:tab w:val="left" w:pos="0"/>
-                <w:tab w:val="left" w:pos="142"/>
-                <w:tab w:val="left" w:pos="284"/>
-              </w:tabs>
-              <w:spacing w:line="276" w:lineRule="auto"/>
-              <w:ind w:left="0"/>
-              <w:jc w:val="center"/>
-              <w:rPr>
-                <w:rFonts w:ascii="Arial Nova Cond" w:eastAsia="Calibri" w:hAnsi="Arial Nova Cond" w:cs="Times New Roman"/>
-                <w:b/>
-                <w:bCs/>
-                <w:sz w:val="20"/>
-                <w:szCs w:val="20"/>
-                <w:lang w:val="es-ES_tradnl"/>
-              </w:rPr>
-            </w:pPr>
-          </w:p>
-        </w:tc>
-        <w:tc>
-          <w:tcPr>
-            <w:tcW w:w="1095" w:type="dxa"/>
-            <w:vAlign w:val="center"/>
-          </w:tcPr>
-          <w:p>
-            <w:pPr>
-              <w:pStyle w:val="Prrafodelista"/>
-              <w:tabs>
-                <w:tab w:val="left" w:pos="0"/>
-                <w:tab w:val="left" w:pos="142"/>
-                <w:tab w:val="left" w:pos="284"/>
-              </w:tabs>
-              <w:spacing w:line="276" w:lineRule="auto"/>
-              <w:ind w:left="0"/>
-              <w:jc w:val="center"/>
-              <w:rPr>
-                <w:rFonts w:ascii="Arial Nova Cond" w:eastAsia="Calibri" w:hAnsi="Arial Nova Cond" w:cs="Times New Roman"/>
-                <w:b/>
-                <w:bCs/>
-                <w:sz w:val="20"/>
-                <w:szCs w:val="20"/>
-                <w:lang w:val="es-ES_tradnl"/>
-              </w:rPr>
-            </w:pPr>
-            <w:r>
-              <w:rPr>
-                <w:rFonts w:ascii="Arial Nova Cond" w:eastAsia="Calibri" w:hAnsi="Arial Nova Cond" w:cs="Times New Roman"/>
-                <w:b/>
-                <w:bCs/>
-                <w:sz w:val="20"/>
-                <w:szCs w:val="20"/>
-                <w:lang w:val="es-ES_tradnl"/>
-              </w:rPr>
-              <w:t>U 8</w:t>
-            </w:r>
-          </w:p>
-        </w:tc>
-        <w:tc>
-          <w:tcPr>
-            <w:tcW w:w="1726" w:type="dxa"/>
-            <w:vAlign w:val="center"/>
-          </w:tcPr>
-          <w:p>
-            <w:pPr>
-              <w:pStyle w:val="Prrafodelista"/>
-              <w:tabs>
-                <w:tab w:val="left" w:pos="0"/>
-                <w:tab w:val="left" w:pos="142"/>
-                <w:tab w:val="left" w:pos="284"/>
-              </w:tabs>
-              <w:spacing w:line="276" w:lineRule="auto"/>
-              <w:ind w:left="0"/>
-              <w:rPr>
-                <w:rFonts w:ascii="Arial Nova Cond" w:eastAsia="Calibri" w:hAnsi="Arial Nova Cond" w:cs="Times New Roman"/>
-                <w:color w:val="000000" w:themeColor="text1"/>
-                <w:sz w:val="20"/>
-                <w:szCs w:val="20"/>
-                <w:lang w:val="es-ES_tradnl"/>
-              </w:rPr>
-            </w:pPr>
-            <w:r>
-              <w:rPr>
-                <w:rFonts w:ascii="Arial Nova Cond" w:eastAsia="Calibri" w:hAnsi="Arial Nova Cond" w:cs="Times New Roman"/>
-                <w:sz w:val="20"/>
-                <w:szCs w:val="20"/>
-                <w:lang w:val="es-ES_tradnl"/>
-              </w:rPr>
-              <w:t>{{problemapotencialidad8}}</w:t>
-            </w:r>
-          </w:p>
-        </w:tc>
-        <w:tc>
-          <w:tcPr>
-            <w:tcW w:w="6169" w:type="dxa"/>
-            <w:vAlign w:val="center"/>
-          </w:tcPr>
-          <w:p>
-            <w:pPr>
-              <w:pStyle w:val="Prrafodelista"/>
-              <w:tabs>
-                <w:tab w:val="left" w:pos="0"/>
-                <w:tab w:val="left" w:pos="142"/>
-                <w:tab w:val="left" w:pos="284"/>
-              </w:tabs>
-              <w:spacing w:line="276" w:lineRule="auto"/>
-              <w:ind w:left="0"/>
-              <w:jc w:val="both"/>
-              <w:rPr>
-                <w:rFonts w:ascii="Arial Nova Cond" w:eastAsia="Calibri" w:hAnsi="Arial Nova Cond" w:cs="Times New Roman"/>
-                <w:color w:val="000000" w:themeColor="text1"/>
-                <w:sz w:val="20"/>
-                <w:szCs w:val="20"/>
-                <w:lang w:val="es-ES_tradnl"/>
-              </w:rPr>
-            </w:pPr>
-            <w:r>
-              <w:rPr>
-                <w:rFonts w:ascii="Arial Nova Cond" w:eastAsia="Calibri" w:hAnsi="Arial Nova Cond" w:cs="Times New Roman"/>
-                <w:sz w:val="20"/>
-                <w:szCs w:val="20"/>
-                <w:lang w:val="es-ES_tradnl"/>
-              </w:rPr>
-              <w:t>{{situacionsignificativa8}}</w:t>
-            </w:r>
-          </w:p>
-        </w:tc>
-        <w:tc>
-          <w:tcPr>
-            <w:tcW w:w="2015" w:type="dxa"/>
-            <w:vAlign w:val="center"/>
-          </w:tcPr>
-          <w:p>
-            <w:pPr>
-              <w:autoSpaceDE w:val="0"/>
-              <w:autoSpaceDN w:val="0"/>
-              <w:adjustRightInd w:val="0"/>
-              <w:jc w:val="center"/>
-              <w:rPr>
-                <w:rFonts w:ascii="Arial Nova Cond" w:eastAsia="Calibri" w:hAnsi="Arial Nova Cond" w:cs="Times New Roman"/>
-                <w:sz w:val="20"/>
-                <w:szCs w:val="20"/>
-                <w:lang w:val="es-ES_tradnl"/>
-              </w:rPr>
-            </w:pPr>
-            <w:r>
-              <w:rPr>
-                <w:rFonts w:ascii="Arial Nova Cond" w:hAnsi="Arial Nova Cond" w:cs="Arial"/>
-                <w:color w:val="000000"/>
-                <w:kern w:val="0"/>
-                <w:sz w:val="20"/>
-                <w:szCs w:val="20"/>
-              </w:rPr>
-              <w:t>{{titulosituacionsignificativa8}}</w:t>
-            </w:r>
-          </w:p>
-        </w:tc>
-        <w:tc>
-          <w:tcPr>
-            <w:tcW w:w="1634" w:type="dxa"/>
+              <w:t>{{campotematico8}}</w:t>
+            </w:r>
+          </w:p>
+        </w:tc>
+        <w:tc>
+          <w:tcPr>
+            <w:tcW w:w="1560" w:type="dxa"/>
             <w:vAlign w:val="center"/>
           </w:tcPr>
           <w:p>
@@ -9865,7 +9899,7 @@
         </w:tc>
         <w:tc>
           <w:tcPr>
-            <w:tcW w:w="1337" w:type="dxa"/>
+            <w:tcW w:w="1399" w:type="dxa"/>
             <w:vAlign w:val="center"/>
           </w:tcPr>
           <w:p>
@@ -9873,7 +9907,7 @@
               <w:autoSpaceDE w:val="0"/>
               <w:autoSpaceDN w:val="0"/>
               <w:adjustRightInd w:val="0"/>
-              <w:jc w:val="center"/>
+              <w:jc w:val="both"/>
               <w:rPr>
                 <w:rFonts w:ascii="Arial Nova Cond" w:hAnsi="Arial Nova Cond" w:cs="Arial"/>
                 <w:color w:val="000000"/>
@@ -9897,90 +9931,6 @@
       </w:tr>
       <w:bookmarkEnd w:id="1"/>
     </w:tbl>
-    <w:p>
-      <w:pPr>
-        <w:pStyle w:val="Prrafodelista"/>
-        <w:ind w:left="-284" w:right="-455"/>
-        <w:rPr>
-          <w:rFonts w:ascii="Arial Nova Cond Light" w:hAnsi="Arial Nova Cond Light" w:cs="Times New Roman"/>
-          <w:b/>
-          <w:bCs/>
-          <w:color w:val="000000" w:themeColor="text1"/>
-          <w:sz w:val="12"/>
-          <w:szCs w:val="12"/>
-        </w:rPr>
-      </w:pPr>
-    </w:p>
-    <w:p>
-      <w:pPr>
-        <w:pStyle w:val="Prrafodelista"/>
-        <w:ind w:left="-284" w:right="-455"/>
-        <w:rPr>
-          <w:rFonts w:ascii="Arial Nova Cond Light" w:hAnsi="Arial Nova Cond Light" w:cs="Times New Roman"/>
-          <w:b/>
-          <w:bCs/>
-          <w:color w:val="000000" w:themeColor="text1"/>
-          <w:sz w:val="12"/>
-          <w:szCs w:val="12"/>
-        </w:rPr>
-      </w:pPr>
-    </w:p>
-    <w:p>
-      <w:pPr>
-        <w:pStyle w:val="Prrafodelista"/>
-        <w:ind w:left="-284" w:right="-455"/>
-        <w:rPr>
-          <w:rFonts w:ascii="Arial Nova Cond Light" w:hAnsi="Arial Nova Cond Light" w:cs="Times New Roman"/>
-          <w:b/>
-          <w:bCs/>
-          <w:color w:val="000000" w:themeColor="text1"/>
-          <w:sz w:val="12"/>
-          <w:szCs w:val="12"/>
-        </w:rPr>
-      </w:pPr>
-    </w:p>
-    <w:p>
-      <w:pPr>
-        <w:pStyle w:val="Prrafodelista"/>
-        <w:ind w:left="-284" w:right="-455"/>
-        <w:rPr>
-          <w:rFonts w:ascii="Arial Nova Cond Light" w:hAnsi="Arial Nova Cond Light" w:cs="Times New Roman"/>
-          <w:b/>
-          <w:bCs/>
-          <w:color w:val="000000" w:themeColor="text1"/>
-          <w:sz w:val="12"/>
-          <w:szCs w:val="12"/>
-        </w:rPr>
-      </w:pPr>
-    </w:p>
-    <w:p>
-      <w:pPr>
-        <w:pStyle w:val="Prrafodelista"/>
-        <w:ind w:left="-284" w:right="-455"/>
-        <w:rPr>
-          <w:rFonts w:ascii="Arial Nova Cond Light" w:hAnsi="Arial Nova Cond Light" w:cs="Times New Roman"/>
-          <w:b/>
-          <w:bCs/>
-          <w:color w:val="000000" w:themeColor="text1"/>
-          <w:sz w:val="12"/>
-          <w:szCs w:val="12"/>
-        </w:rPr>
-      </w:pPr>
-    </w:p>
-    <w:p>
-      <w:pPr>
-        <w:pStyle w:val="Prrafodelista"/>
-        <w:ind w:left="-284" w:right="-455"/>
-        <w:rPr>
-          <w:rFonts w:ascii="Arial Nova Cond Light" w:hAnsi="Arial Nova Cond Light" w:cs="Times New Roman"/>
-          <w:b/>
-          <w:bCs/>
-          <w:color w:val="000000" w:themeColor="text1"/>
-          <w:sz w:val="12"/>
-          <w:szCs w:val="12"/>
-        </w:rPr>
-      </w:pPr>
-    </w:p>
     <w:p>
       <w:pPr>
         <w:ind w:right="-455"/>
@@ -9989,8 +9939,8 @@
           <w:b/>
           <w:bCs/>
           <w:color w:val="000000" w:themeColor="text1"/>
-          <w:sz w:val="12"/>
-          <w:szCs w:val="12"/>
+          <w:sz w:val="8"/>
+          <w:szCs w:val="8"/>
         </w:rPr>
       </w:pPr>
     </w:p>
@@ -22914,7 +22864,7 @@
 </file>
 
 <file path=word/endnotes.xml><?xml version="1.0" encoding="utf-8"?>
-<w:endnotes xmlns:wpc="http://schemas.microsoft.com/office/word/2010/wordprocessingCanvas" xmlns:cx="http://schemas.microsoft.com/office/drawing/2014/chartex" xmlns:cx1="http://schemas.microsoft.com/office/drawing/2015/9/8/chartex" xmlns:cx2="http://schemas.microsoft.com/office/drawing/2015/10/21/chartex" xmlns:cx3="http://schemas.microsoft.com/office/drawing/2016/5/9/chartex" xmlns:cx4="http://schemas.microsoft.com/office/drawing/2016/5/10/chartex" xmlns:cx5="http://schemas.microsoft.com/office/drawing/2016/5/11/chartex" xmlns:cx6="http://schemas.microsoft.com/office/drawing/2016/5/12/chartex" xmlns:cx7="http://schemas.microsoft.com/office/drawing/2016/5/13/chartex" xmlns:cx8="http://schemas.microsoft.com/office/drawing/2016/5/14/chartex" xmlns:mc="http://schemas.openxmlformats.org/markup-compatibility/2006" xmlns:aink="http://schemas.microsoft.com/office/drawing/2016/ink" xmlns:am3d="http://schemas.microsoft.com/office/drawing/2017/model3d" xmlns:o="urn:schemas-microsoft-com:office:office" xmlns:oel="http://schemas.microsoft.com/office/2019/extlst" xmlns:r="http://schemas.openxmlformats.org/officeDocument/2006/relationships" xmlns:m="http://schemas.openxmlformats.org/officeDocument/2006/math" xmlns:v="urn:schemas-microsoft-com:vml" xmlns:wp14="http://schemas.microsoft.com/office/word/2010/wordprocessingDrawing" xmlns:wp="http://schemas.openxmlformats.org/drawingml/2006/wordprocessingDrawing" xmlns:w10="urn:schemas-microsoft-com:office:word" xmlns:w="http://schemas.openxmlformats.org/wordprocessingml/2006/main" xmlns:w14="http://schemas.microsoft.com/office/word/2010/wordml" xmlns:w15="http://schemas.microsoft.com/office/word/2012/wordml" xmlns:w16cex="http://schemas.microsoft.com/office/word/2018/wordml/cex" xmlns:w16cid="http://schemas.microsoft.com/office/word/2016/wordml/cid" xmlns:w16="http://schemas.microsoft.com/office/word/2018/wordml" xmlns:w16du="http://schemas.microsoft.com/office/word/2023/wordml/word16du" xmlns:w16sdtdh="http://schemas.microsoft.com/office/word/2020/wordml/sdtdatahash" xmlns:w16se="http://schemas.microsoft.com/office/word/2015/wordml/symex" xmlns:wpg="http://schemas.microsoft.com/office/word/2010/wordprocessingGroup" xmlns:wpi="http://schemas.microsoft.com/office/word/2010/wordprocessingInk" xmlns:wne="http://schemas.microsoft.com/office/word/2006/wordml" xmlns:wps="http://schemas.microsoft.com/office/word/2010/wordprocessingShape" mc:Ignorable="w14 w15 w16se w16cid w16 w16cex w16sdtdh w16du wp14">
+<w:endnotes xmlns:wpc="http://schemas.microsoft.com/office/word/2010/wordprocessingCanvas" xmlns:cx="http://schemas.microsoft.com/office/drawing/2014/chartex" xmlns:cx1="http://schemas.microsoft.com/office/drawing/2015/9/8/chartex" xmlns:cx2="http://schemas.microsoft.com/office/drawing/2015/10/21/chartex" xmlns:cx3="http://schemas.microsoft.com/office/drawing/2016/5/9/chartex" xmlns:cx4="http://schemas.microsoft.com/office/drawing/2016/5/10/chartex" xmlns:cx5="http://schemas.microsoft.com/office/drawing/2016/5/11/chartex" xmlns:cx6="http://schemas.microsoft.com/office/drawing/2016/5/12/chartex" xmlns:cx7="http://schemas.microsoft.com/office/drawing/2016/5/13/chartex" xmlns:cx8="http://schemas.microsoft.com/office/drawing/2016/5/14/chartex" xmlns:mc="http://schemas.openxmlformats.org/markup-compatibility/2006" xmlns:aink="http://schemas.microsoft.com/office/drawing/2016/ink" xmlns:am3d="http://schemas.microsoft.com/office/drawing/2017/model3d" xmlns:o="urn:schemas-microsoft-com:office:office" xmlns:oel="http://schemas.microsoft.com/office/2019/extlst" xmlns:r="http://schemas.openxmlformats.org/officeDocument/2006/relationships" xmlns:m="http://schemas.openxmlformats.org/officeDocument/2006/math" xmlns:v="urn:schemas-microsoft-com:vml" xmlns:wp14="http://schemas.microsoft.com/office/word/2010/wordprocessingDrawing" xmlns:wp="http://schemas.openxmlformats.org/drawingml/2006/wordprocessingDrawing" xmlns:w10="urn:schemas-microsoft-com:office:word" xmlns:w="http://schemas.openxmlformats.org/wordprocessingml/2006/main" xmlns:w14="http://schemas.microsoft.com/office/word/2010/wordml" xmlns:w15="http://schemas.microsoft.com/office/word/2012/wordml" xmlns:w16cex="http://schemas.microsoft.com/office/word/2018/wordml/cex" xmlns:w16cid="http://schemas.microsoft.com/office/word/2016/wordml/cid" xmlns:w16="http://schemas.microsoft.com/office/word/2018/wordml" xmlns:w16du="http://schemas.microsoft.com/office/word/2023/wordml/word16du" xmlns:w16sdtdh="http://schemas.microsoft.com/office/word/2020/wordml/sdtdatahash" xmlns:w16sdtfl="http://schemas.microsoft.com/office/word/2024/wordml/sdtformatlock" xmlns:w16se="http://schemas.microsoft.com/office/word/2015/wordml/symex" xmlns:wpg="http://schemas.microsoft.com/office/word/2010/wordprocessingGroup" xmlns:wpi="http://schemas.microsoft.com/office/word/2010/wordprocessingInk" xmlns:wne="http://schemas.microsoft.com/office/word/2006/wordml" xmlns:wps="http://schemas.microsoft.com/office/word/2010/wordprocessingShape" mc:Ignorable="w14 w15 w16se w16cid w16 w16cex w16sdtdh w16sdtfl w16du wp14">
   <w:endnote w:type="separator" w:id="-1">
     <w:p>
       <w:pPr>
@@ -22939,7 +22889,7 @@
 </file>
 
 <file path=word/footer1.xml><?xml version="1.0" encoding="utf-8"?>
-<w:ftr xmlns:wpc="http://schemas.microsoft.com/office/word/2010/wordprocessingCanvas" xmlns:cx="http://schemas.microsoft.com/office/drawing/2014/chartex" xmlns:cx1="http://schemas.microsoft.com/office/drawing/2015/9/8/chartex" xmlns:cx2="http://schemas.microsoft.com/office/drawing/2015/10/21/chartex" xmlns:cx3="http://schemas.microsoft.com/office/drawing/2016/5/9/chartex" xmlns:cx4="http://schemas.microsoft.com/office/drawing/2016/5/10/chartex" xmlns:cx5="http://schemas.microsoft.com/office/drawing/2016/5/11/chartex" xmlns:cx6="http://schemas.microsoft.com/office/drawing/2016/5/12/chartex" xmlns:cx7="http://schemas.microsoft.com/office/drawing/2016/5/13/chartex" xmlns:cx8="http://schemas.microsoft.com/office/drawing/2016/5/14/chartex" xmlns:mc="http://schemas.openxmlformats.org/markup-compatibility/2006" xmlns:aink="http://schemas.microsoft.com/office/drawing/2016/ink" xmlns:am3d="http://schemas.microsoft.com/office/drawing/2017/model3d" xmlns:o="urn:schemas-microsoft-com:office:office" xmlns:oel="http://schemas.microsoft.com/office/2019/extlst" xmlns:r="http://schemas.openxmlformats.org/officeDocument/2006/relationships" xmlns:m="http://schemas.openxmlformats.org/officeDocument/2006/math" xmlns:v="urn:schemas-microsoft-com:vml" xmlns:wp14="http://schemas.microsoft.com/office/word/2010/wordprocessingDrawing" xmlns:wp="http://schemas.openxmlformats.org/drawingml/2006/wordprocessingDrawing" xmlns:w10="urn:schemas-microsoft-com:office:word" xmlns:w="http://schemas.openxmlformats.org/wordprocessingml/2006/main" xmlns:w14="http://schemas.microsoft.com/office/word/2010/wordml" xmlns:w15="http://schemas.microsoft.com/office/word/2012/wordml" xmlns:w16cex="http://schemas.microsoft.com/office/word/2018/wordml/cex" xmlns:w16cid="http://schemas.microsoft.com/office/word/2016/wordml/cid" xmlns:w16="http://schemas.microsoft.com/office/word/2018/wordml" xmlns:w16du="http://schemas.microsoft.com/office/word/2023/wordml/word16du" xmlns:w16sdtdh="http://schemas.microsoft.com/office/word/2020/wordml/sdtdatahash" xmlns:w16se="http://schemas.microsoft.com/office/word/2015/wordml/symex" xmlns:wpg="http://schemas.microsoft.com/office/word/2010/wordprocessingGroup" xmlns:wpi="http://schemas.microsoft.com/office/word/2010/wordprocessingInk" xmlns:wne="http://schemas.microsoft.com/office/word/2006/wordml" xmlns:wps="http://schemas.microsoft.com/office/word/2010/wordprocessingShape" mc:Ignorable="w14 w15 w16se w16cid w16 w16cex w16sdtdh w16du wp14">
+<w:ftr xmlns:wpc="http://schemas.microsoft.com/office/word/2010/wordprocessingCanvas" xmlns:cx="http://schemas.microsoft.com/office/drawing/2014/chartex" xmlns:cx1="http://schemas.microsoft.com/office/drawing/2015/9/8/chartex" xmlns:cx2="http://schemas.microsoft.com/office/drawing/2015/10/21/chartex" xmlns:cx3="http://schemas.microsoft.com/office/drawing/2016/5/9/chartex" xmlns:cx4="http://schemas.microsoft.com/office/drawing/2016/5/10/chartex" xmlns:cx5="http://schemas.microsoft.com/office/drawing/2016/5/11/chartex" xmlns:cx6="http://schemas.microsoft.com/office/drawing/2016/5/12/chartex" xmlns:cx7="http://schemas.microsoft.com/office/drawing/2016/5/13/chartex" xmlns:cx8="http://schemas.microsoft.com/office/drawing/2016/5/14/chartex" xmlns:mc="http://schemas.openxmlformats.org/markup-compatibility/2006" xmlns:aink="http://schemas.microsoft.com/office/drawing/2016/ink" xmlns:am3d="http://schemas.microsoft.com/office/drawing/2017/model3d" xmlns:o="urn:schemas-microsoft-com:office:office" xmlns:oel="http://schemas.microsoft.com/office/2019/extlst" xmlns:r="http://schemas.openxmlformats.org/officeDocument/2006/relationships" xmlns:m="http://schemas.openxmlformats.org/officeDocument/2006/math" xmlns:v="urn:schemas-microsoft-com:vml" xmlns:wp14="http://schemas.microsoft.com/office/word/2010/wordprocessingDrawing" xmlns:wp="http://schemas.openxmlformats.org/drawingml/2006/wordprocessingDrawing" xmlns:w10="urn:schemas-microsoft-com:office:word" xmlns:w="http://schemas.openxmlformats.org/wordprocessingml/2006/main" xmlns:w14="http://schemas.microsoft.com/office/word/2010/wordml" xmlns:w15="http://schemas.microsoft.com/office/word/2012/wordml" xmlns:w16cex="http://schemas.microsoft.com/office/word/2018/wordml/cex" xmlns:w16cid="http://schemas.microsoft.com/office/word/2016/wordml/cid" xmlns:w16="http://schemas.microsoft.com/office/word/2018/wordml" xmlns:w16du="http://schemas.microsoft.com/office/word/2023/wordml/word16du" xmlns:w16sdtdh="http://schemas.microsoft.com/office/word/2020/wordml/sdtdatahash" xmlns:w16sdtfl="http://schemas.microsoft.com/office/word/2024/wordml/sdtformatlock" xmlns:w16se="http://schemas.microsoft.com/office/word/2015/wordml/symex" xmlns:wpg="http://schemas.microsoft.com/office/word/2010/wordprocessingGroup" xmlns:wpi="http://schemas.microsoft.com/office/word/2010/wordprocessingInk" xmlns:wne="http://schemas.microsoft.com/office/word/2006/wordml" xmlns:wps="http://schemas.microsoft.com/office/word/2010/wordprocessingShape" mc:Ignorable="w14 w15 w16se w16cid w16 w16cex w16sdtdh w16sdtfl w16du wp14">
   <w:p>
     <w:pPr>
       <w:pStyle w:val="Piedepgina"/>
@@ -23400,7 +23350,7 @@
 </file>
 
 <file path=word/footnotes.xml><?xml version="1.0" encoding="utf-8"?>
-<w:footnotes xmlns:wpc="http://schemas.microsoft.com/office/word/2010/wordprocessingCanvas" xmlns:cx="http://schemas.microsoft.com/office/drawing/2014/chartex" xmlns:cx1="http://schemas.microsoft.com/office/drawing/2015/9/8/chartex" xmlns:cx2="http://schemas.microsoft.com/office/drawing/2015/10/21/chartex" xmlns:cx3="http://schemas.microsoft.com/office/drawing/2016/5/9/chartex" xmlns:cx4="http://schemas.microsoft.com/office/drawing/2016/5/10/chartex" xmlns:cx5="http://schemas.microsoft.com/office/drawing/2016/5/11/chartex" xmlns:cx6="http://schemas.microsoft.com/office/drawing/2016/5/12/chartex" xmlns:cx7="http://schemas.microsoft.com/office/drawing/2016/5/13/chartex" xmlns:cx8="http://schemas.microsoft.com/office/drawing/2016/5/14/chartex" xmlns:mc="http://schemas.openxmlformats.org/markup-compatibility/2006" xmlns:aink="http://schemas.microsoft.com/office/drawing/2016/ink" xmlns:am3d="http://schemas.microsoft.com/office/drawing/2017/model3d" xmlns:o="urn:schemas-microsoft-com:office:office" xmlns:oel="http://schemas.microsoft.com/office/2019/extlst" xmlns:r="http://schemas.openxmlformats.org/officeDocument/2006/relationships" xmlns:m="http://schemas.openxmlformats.org/officeDocument/2006/math" xmlns:v="urn:schemas-microsoft-com:vml" xmlns:wp14="http://schemas.microsoft.com/office/word/2010/wordprocessingDrawing" xmlns:wp="http://schemas.openxmlformats.org/drawingml/2006/wordprocessingDrawing" xmlns:w10="urn:schemas-microsoft-com:office:word" xmlns:w="http://schemas.openxmlformats.org/wordprocessingml/2006/main" xmlns:w14="http://schemas.microsoft.com/office/word/2010/wordml" xmlns:w15="http://schemas.microsoft.com/office/word/2012/wordml" xmlns:w16cex="http://schemas.microsoft.com/office/word/2018/wordml/cex" xmlns:w16cid="http://schemas.microsoft.com/office/word/2016/wordml/cid" xmlns:w16="http://schemas.microsoft.com/office/word/2018/wordml" xmlns:w16du="http://schemas.microsoft.com/office/word/2023/wordml/word16du" xmlns:w16sdtdh="http://schemas.microsoft.com/office/word/2020/wordml/sdtdatahash" xmlns:w16se="http://schemas.microsoft.com/office/word/2015/wordml/symex" xmlns:wpg="http://schemas.microsoft.com/office/word/2010/wordprocessingGroup" xmlns:wpi="http://schemas.microsoft.com/office/word/2010/wordprocessingInk" xmlns:wne="http://schemas.microsoft.com/office/word/2006/wordml" xmlns:wps="http://schemas.microsoft.com/office/word/2010/wordprocessingShape" mc:Ignorable="w14 w15 w16se w16cid w16 w16cex w16sdtdh w16du wp14">
+<w:footnotes xmlns:wpc="http://schemas.microsoft.com/office/word/2010/wordprocessingCanvas" xmlns:cx="http://schemas.microsoft.com/office/drawing/2014/chartex" xmlns:cx1="http://schemas.microsoft.com/office/drawing/2015/9/8/chartex" xmlns:cx2="http://schemas.microsoft.com/office/drawing/2015/10/21/chartex" xmlns:cx3="http://schemas.microsoft.com/office/drawing/2016/5/9/chartex" xmlns:cx4="http://schemas.microsoft.com/office/drawing/2016/5/10/chartex" xmlns:cx5="http://schemas.microsoft.com/office/drawing/2016/5/11/chartex" xmlns:cx6="http://schemas.microsoft.com/office/drawing/2016/5/12/chartex" xmlns:cx7="http://schemas.microsoft.com/office/drawing/2016/5/13/chartex" xmlns:cx8="http://schemas.microsoft.com/office/drawing/2016/5/14/chartex" xmlns:mc="http://schemas.openxmlformats.org/markup-compatibility/2006" xmlns:aink="http://schemas.microsoft.com/office/drawing/2016/ink" xmlns:am3d="http://schemas.microsoft.com/office/drawing/2017/model3d" xmlns:o="urn:schemas-microsoft-com:office:office" xmlns:oel="http://schemas.microsoft.com/office/2019/extlst" xmlns:r="http://schemas.openxmlformats.org/officeDocument/2006/relationships" xmlns:m="http://schemas.openxmlformats.org/officeDocument/2006/math" xmlns:v="urn:schemas-microsoft-com:vml" xmlns:wp14="http://schemas.microsoft.com/office/word/2010/wordprocessingDrawing" xmlns:wp="http://schemas.openxmlformats.org/drawingml/2006/wordprocessingDrawing" xmlns:w10="urn:schemas-microsoft-com:office:word" xmlns:w="http://schemas.openxmlformats.org/wordprocessingml/2006/main" xmlns:w14="http://schemas.microsoft.com/office/word/2010/wordml" xmlns:w15="http://schemas.microsoft.com/office/word/2012/wordml" xmlns:w16cex="http://schemas.microsoft.com/office/word/2018/wordml/cex" xmlns:w16cid="http://schemas.microsoft.com/office/word/2016/wordml/cid" xmlns:w16="http://schemas.microsoft.com/office/word/2018/wordml" xmlns:w16du="http://schemas.microsoft.com/office/word/2023/wordml/word16du" xmlns:w16sdtdh="http://schemas.microsoft.com/office/word/2020/wordml/sdtdatahash" xmlns:w16sdtfl="http://schemas.microsoft.com/office/word/2024/wordml/sdtformatlock" xmlns:w16se="http://schemas.microsoft.com/office/word/2015/wordml/symex" xmlns:wpg="http://schemas.microsoft.com/office/word/2010/wordprocessingGroup" xmlns:wpi="http://schemas.microsoft.com/office/word/2010/wordprocessingInk" xmlns:wne="http://schemas.microsoft.com/office/word/2006/wordml" xmlns:wps="http://schemas.microsoft.com/office/word/2010/wordprocessingShape" mc:Ignorable="w14 w15 w16se w16cid w16 w16cex w16sdtdh w16sdtfl w16du wp14">
   <w:footnote w:type="separator" w:id="-1">
     <w:p>
       <w:pPr>
@@ -23425,7 +23375,7 @@
 </file>
 
 <file path=word/header1.xml><?xml version="1.0" encoding="utf-8"?>
-<w:hdr xmlns:wpc="http://schemas.microsoft.com/office/word/2010/wordprocessingCanvas" xmlns:cx="http://schemas.microsoft.com/office/drawing/2014/chartex" xmlns:cx1="http://schemas.microsoft.com/office/drawing/2015/9/8/chartex" xmlns:cx2="http://schemas.microsoft.com/office/drawing/2015/10/21/chartex" xmlns:cx3="http://schemas.microsoft.com/office/drawing/2016/5/9/chartex" xmlns:cx4="http://schemas.microsoft.com/office/drawing/2016/5/10/chartex" xmlns:cx5="http://schemas.microsoft.com/office/drawing/2016/5/11/chartex" xmlns:cx6="http://schemas.microsoft.com/office/drawing/2016/5/12/chartex" xmlns:cx7="http://schemas.microsoft.com/office/drawing/2016/5/13/chartex" xmlns:cx8="http://schemas.microsoft.com/office/drawing/2016/5/14/chartex" xmlns:mc="http://schemas.openxmlformats.org/markup-compatibility/2006" xmlns:aink="http://schemas.microsoft.com/office/drawing/2016/ink" xmlns:am3d="http://schemas.microsoft.com/office/drawing/2017/model3d" xmlns:o="urn:schemas-microsoft-com:office:office" xmlns:oel="http://schemas.microsoft.com/office/2019/extlst" xmlns:r="http://schemas.openxmlformats.org/officeDocument/2006/relationships" xmlns:m="http://schemas.openxmlformats.org/officeDocument/2006/math" xmlns:v="urn:schemas-microsoft-com:vml" xmlns:wp14="http://schemas.microsoft.com/office/word/2010/wordprocessingDrawing" xmlns:wp="http://schemas.openxmlformats.org/drawingml/2006/wordprocessingDrawing" xmlns:w10="urn:schemas-microsoft-com:office:word" xmlns:w="http://schemas.openxmlformats.org/wordprocessingml/2006/main" xmlns:w14="http://schemas.microsoft.com/office/word/2010/wordml" xmlns:w15="http://schemas.microsoft.com/office/word/2012/wordml" xmlns:w16cex="http://schemas.microsoft.com/office/word/2018/wordml/cex" xmlns:w16cid="http://schemas.microsoft.com/office/word/2016/wordml/cid" xmlns:w16="http://schemas.microsoft.com/office/word/2018/wordml" xmlns:w16du="http://schemas.microsoft.com/office/word/2023/wordml/word16du" xmlns:w16sdtdh="http://schemas.microsoft.com/office/word/2020/wordml/sdtdatahash" xmlns:w16se="http://schemas.microsoft.com/office/word/2015/wordml/symex" xmlns:wpg="http://schemas.microsoft.com/office/word/2010/wordprocessingGroup" xmlns:wpi="http://schemas.microsoft.com/office/word/2010/wordprocessingInk" xmlns:wne="http://schemas.microsoft.com/office/word/2006/wordml" xmlns:wps="http://schemas.microsoft.com/office/word/2010/wordprocessingShape" mc:Ignorable="w14 w15 w16se w16cid w16 w16cex w16sdtdh w16du wp14">
+<w:hdr xmlns:wpc="http://schemas.microsoft.com/office/word/2010/wordprocessingCanvas" xmlns:cx="http://schemas.microsoft.com/office/drawing/2014/chartex" xmlns:cx1="http://schemas.microsoft.com/office/drawing/2015/9/8/chartex" xmlns:cx2="http://schemas.microsoft.com/office/drawing/2015/10/21/chartex" xmlns:cx3="http://schemas.microsoft.com/office/drawing/2016/5/9/chartex" xmlns:cx4="http://schemas.microsoft.com/office/drawing/2016/5/10/chartex" xmlns:cx5="http://schemas.microsoft.com/office/drawing/2016/5/11/chartex" xmlns:cx6="http://schemas.microsoft.com/office/drawing/2016/5/12/chartex" xmlns:cx7="http://schemas.microsoft.com/office/drawing/2016/5/13/chartex" xmlns:cx8="http://schemas.microsoft.com/office/drawing/2016/5/14/chartex" xmlns:mc="http://schemas.openxmlformats.org/markup-compatibility/2006" xmlns:aink="http://schemas.microsoft.com/office/drawing/2016/ink" xmlns:am3d="http://schemas.microsoft.com/office/drawing/2017/model3d" xmlns:o="urn:schemas-microsoft-com:office:office" xmlns:oel="http://schemas.microsoft.com/office/2019/extlst" xmlns:r="http://schemas.openxmlformats.org/officeDocument/2006/relationships" xmlns:m="http://schemas.openxmlformats.org/officeDocument/2006/math" xmlns:v="urn:schemas-microsoft-com:vml" xmlns:wp14="http://schemas.microsoft.com/office/word/2010/wordprocessingDrawing" xmlns:wp="http://schemas.openxmlformats.org/drawingml/2006/wordprocessingDrawing" xmlns:w10="urn:schemas-microsoft-com:office:word" xmlns:w="http://schemas.openxmlformats.org/wordprocessingml/2006/main" xmlns:w14="http://schemas.microsoft.com/office/word/2010/wordml" xmlns:w15="http://schemas.microsoft.com/office/word/2012/wordml" xmlns:w16cex="http://schemas.microsoft.com/office/word/2018/wordml/cex" xmlns:w16cid="http://schemas.microsoft.com/office/word/2016/wordml/cid" xmlns:w16="http://schemas.microsoft.com/office/word/2018/wordml" xmlns:w16du="http://schemas.microsoft.com/office/word/2023/wordml/word16du" xmlns:w16sdtdh="http://schemas.microsoft.com/office/word/2020/wordml/sdtdatahash" xmlns:w16sdtfl="http://schemas.microsoft.com/office/word/2024/wordml/sdtformatlock" xmlns:w16se="http://schemas.microsoft.com/office/word/2015/wordml/symex" xmlns:wpg="http://schemas.microsoft.com/office/word/2010/wordprocessingGroup" xmlns:wpi="http://schemas.microsoft.com/office/word/2010/wordprocessingInk" xmlns:wne="http://schemas.microsoft.com/office/word/2006/wordml" xmlns:wps="http://schemas.microsoft.com/office/word/2010/wordprocessingShape" mc:Ignorable="w14 w15 w16se w16cid w16 w16cex w16sdtdh w16sdtfl w16du wp14">
   <w:tbl>
     <w:tblPr>
       <w:tblStyle w:val="Tablaconcuadrcula"/>
@@ -23715,7 +23665,7 @@
 </file>
 
 <file path=word/numbering.xml><?xml version="1.0" encoding="utf-8"?>
-<w:numbering xmlns:wpc="http://schemas.microsoft.com/office/word/2010/wordprocessingCanvas" xmlns:cx="http://schemas.microsoft.com/office/drawing/2014/chartex" xmlns:cx1="http://schemas.microsoft.com/office/drawing/2015/9/8/chartex" xmlns:cx2="http://schemas.microsoft.com/office/drawing/2015/10/21/chartex" xmlns:cx3="http://schemas.microsoft.com/office/drawing/2016/5/9/chartex" xmlns:cx4="http://schemas.microsoft.com/office/drawing/2016/5/10/chartex" xmlns:cx5="http://schemas.microsoft.com/office/drawing/2016/5/11/chartex" xmlns:cx6="http://schemas.microsoft.com/office/drawing/2016/5/12/chartex" xmlns:cx7="http://schemas.microsoft.com/office/drawing/2016/5/13/chartex" xmlns:cx8="http://schemas.microsoft.com/office/drawing/2016/5/14/chartex" xmlns:mc="http://schemas.openxmlformats.org/markup-compatibility/2006" xmlns:aink="http://schemas.microsoft.com/office/drawing/2016/ink" xmlns:am3d="http://schemas.microsoft.com/office/drawing/2017/model3d" xmlns:o="urn:schemas-microsoft-com:office:office" xmlns:oel="http://schemas.microsoft.com/office/2019/extlst" xmlns:r="http://schemas.openxmlformats.org/officeDocument/2006/relationships" xmlns:m="http://schemas.openxmlformats.org/officeDocument/2006/math" xmlns:v="urn:schemas-microsoft-com:vml" xmlns:wp14="http://schemas.microsoft.com/office/word/2010/wordprocessingDrawing" xmlns:wp="http://schemas.openxmlformats.org/drawingml/2006/wordprocessingDrawing" xmlns:w10="urn:schemas-microsoft-com:office:word" xmlns:w="http://schemas.openxmlformats.org/wordprocessingml/2006/main" xmlns:w14="http://schemas.microsoft.com/office/word/2010/wordml" xmlns:w15="http://schemas.microsoft.com/office/word/2012/wordml" xmlns:w16cex="http://schemas.microsoft.com/office/word/2018/wordml/cex" xmlns:w16cid="http://schemas.microsoft.com/office/word/2016/wordml/cid" xmlns:w16="http://schemas.microsoft.com/office/word/2018/wordml" xmlns:w16du="http://schemas.microsoft.com/office/word/2023/wordml/word16du" xmlns:w16sdtdh="http://schemas.microsoft.com/office/word/2020/wordml/sdtdatahash" xmlns:w16se="http://schemas.microsoft.com/office/word/2015/wordml/symex" xmlns:wpg="http://schemas.microsoft.com/office/word/2010/wordprocessingGroup" xmlns:wpi="http://schemas.microsoft.com/office/word/2010/wordprocessingInk" xmlns:wne="http://schemas.microsoft.com/office/word/2006/wordml" xmlns:wps="http://schemas.microsoft.com/office/word/2010/wordprocessingShape" mc:Ignorable="w14 w15 w16se w16cid w16 w16cex w16sdtdh w16du wp14">
+<w:numbering xmlns:wpc="http://schemas.microsoft.com/office/word/2010/wordprocessingCanvas" xmlns:cx="http://schemas.microsoft.com/office/drawing/2014/chartex" xmlns:cx1="http://schemas.microsoft.com/office/drawing/2015/9/8/chartex" xmlns:cx2="http://schemas.microsoft.com/office/drawing/2015/10/21/chartex" xmlns:cx3="http://schemas.microsoft.com/office/drawing/2016/5/9/chartex" xmlns:cx4="http://schemas.microsoft.com/office/drawing/2016/5/10/chartex" xmlns:cx5="http://schemas.microsoft.com/office/drawing/2016/5/11/chartex" xmlns:cx6="http://schemas.microsoft.com/office/drawing/2016/5/12/chartex" xmlns:cx7="http://schemas.microsoft.com/office/drawing/2016/5/13/chartex" xmlns:cx8="http://schemas.microsoft.com/office/drawing/2016/5/14/chartex" xmlns:mc="http://schemas.openxmlformats.org/markup-compatibility/2006" xmlns:aink="http://schemas.microsoft.com/office/drawing/2016/ink" xmlns:am3d="http://schemas.microsoft.com/office/drawing/2017/model3d" xmlns:o="urn:schemas-microsoft-com:office:office" xmlns:oel="http://schemas.microsoft.com/office/2019/extlst" xmlns:r="http://schemas.openxmlformats.org/officeDocument/2006/relationships" xmlns:m="http://schemas.openxmlformats.org/officeDocument/2006/math" xmlns:v="urn:schemas-microsoft-com:vml" xmlns:wp14="http://schemas.microsoft.com/office/word/2010/wordprocessingDrawing" xmlns:wp="http://schemas.openxmlformats.org/drawingml/2006/wordprocessingDrawing" xmlns:w10="urn:schemas-microsoft-com:office:word" xmlns:w="http://schemas.openxmlformats.org/wordprocessingml/2006/main" xmlns:w14="http://schemas.microsoft.com/office/word/2010/wordml" xmlns:w15="http://schemas.microsoft.com/office/word/2012/wordml" xmlns:w16cex="http://schemas.microsoft.com/office/word/2018/wordml/cex" xmlns:w16cid="http://schemas.microsoft.com/office/word/2016/wordml/cid" xmlns:w16="http://schemas.microsoft.com/office/word/2018/wordml" xmlns:w16du="http://schemas.microsoft.com/office/word/2023/wordml/word16du" xmlns:w16sdtdh="http://schemas.microsoft.com/office/word/2020/wordml/sdtdatahash" xmlns:w16sdtfl="http://schemas.microsoft.com/office/word/2024/wordml/sdtformatlock" xmlns:w16se="http://schemas.microsoft.com/office/word/2015/wordml/symex" xmlns:wpg="http://schemas.microsoft.com/office/word/2010/wordprocessingGroup" xmlns:wpi="http://schemas.microsoft.com/office/word/2010/wordprocessingInk" xmlns:wne="http://schemas.microsoft.com/office/word/2006/wordml" xmlns:wps="http://schemas.microsoft.com/office/word/2010/wordprocessingShape" mc:Ignorable="w14 w15 w16se w16cid w16 w16cex w16sdtdh w16sdtfl w16du wp14">
   <w:abstractNum w:abstractNumId="0" w15:restartNumberingAfterBreak="0">
     <w:nsid w:val="0163666C"/>
     <w:multiLevelType w:val="hybridMultilevel"/>
@@ -27765,7 +27715,7 @@
 </file>
 
 <file path=word/styles.xml><?xml version="1.0" encoding="utf-8"?>
-<w:styles xmlns:mc="http://schemas.openxmlformats.org/markup-compatibility/2006" xmlns:r="http://schemas.openxmlformats.org/officeDocument/2006/relationships" xmlns:w="http://schemas.openxmlformats.org/wordprocessingml/2006/main" xmlns:w14="http://schemas.microsoft.com/office/word/2010/wordml" xmlns:w15="http://schemas.microsoft.com/office/word/2012/wordml" xmlns:w16cex="http://schemas.microsoft.com/office/word/2018/wordml/cex" xmlns:w16cid="http://schemas.microsoft.com/office/word/2016/wordml/cid" xmlns:w16="http://schemas.microsoft.com/office/word/2018/wordml" xmlns:w16du="http://schemas.microsoft.com/office/word/2023/wordml/word16du" xmlns:w16sdtdh="http://schemas.microsoft.com/office/word/2020/wordml/sdtdatahash" xmlns:w16se="http://schemas.microsoft.com/office/word/2015/wordml/symex" mc:Ignorable="w14 w15 w16se w16cid w16 w16cex w16sdtdh w16du">
+<w:styles xmlns:mc="http://schemas.openxmlformats.org/markup-compatibility/2006" xmlns:r="http://schemas.openxmlformats.org/officeDocument/2006/relationships" xmlns:w="http://schemas.openxmlformats.org/wordprocessingml/2006/main" xmlns:w14="http://schemas.microsoft.com/office/word/2010/wordml" xmlns:w15="http://schemas.microsoft.com/office/word/2012/wordml" xmlns:w16cex="http://schemas.microsoft.com/office/word/2018/wordml/cex" xmlns:w16cid="http://schemas.microsoft.com/office/word/2016/wordml/cid" xmlns:w16="http://schemas.microsoft.com/office/word/2018/wordml" xmlns:w16du="http://schemas.microsoft.com/office/word/2023/wordml/word16du" xmlns:w16sdtdh="http://schemas.microsoft.com/office/word/2020/wordml/sdtdatahash" xmlns:w16sdtfl="http://schemas.microsoft.com/office/word/2024/wordml/sdtformatlock" xmlns:w16se="http://schemas.microsoft.com/office/word/2015/wordml/symex" mc:Ignorable="w14 w15 w16se w16cid w16 w16cex w16sdtdh w16sdtfl w16du">
   <w:docDefaults>
     <w:rPrDefault>
       <w:rPr>
@@ -28879,7 +28829,7 @@
       <w14:ligatures w14:val="none"/>
     </w:rPr>
   </w:style>
-  <w:style w:type="character" w:styleId="Textoennegrita">
+  <w:style w:type="character" w:styleId="Fuerte">
     <w:name w:val="Strong"/>
     <w:basedOn w:val="Fuentedeprrafopredeter"/>
     <w:uiPriority w:val="22"/>
